--- a/manuals/pgnotex-manual-it.docx
+++ b/manuals/pgnotex-manual-it.docx
@@ -648,7 +648,7 @@
           <w:noProof/>
         </w:rPr>
         <w:drawing>
-          <wp:inline distT="0" distB="0" distL="0" distR="0" wp14:anchorId="373A79FB" wp14:editId="0980B9DE">
+          <wp:inline distT="0" distB="0" distL="0" distR="0" wp14:anchorId="373A79FB" wp14:editId="2045E9C2">
             <wp:extent cx="6480810" cy="3801734"/>
             <wp:effectExtent l="0" t="0" r="0" b="0"/>
             <wp:docPr id="1335002269" name="Immagine 1"/>
@@ -1004,6 +1004,26 @@
           <w:i/>
           <w:iCs/>
         </w:rPr>
+        <w:t>Su</w:t>
+      </w:r>
+      <w:r>
+        <w:t xml:space="preserve"> e </w:t>
+      </w:r>
+      <w:r>
+        <w:rPr>
+          <w:i/>
+          <w:iCs/>
+        </w:rPr>
+        <w:t>Giù</w:t>
+      </w:r>
+      <w:r>
+        <w:t xml:space="preserve"> di spostare in su e in giù il segnalibro corrente, </w:t>
+      </w:r>
+      <w:r>
+        <w:rPr>
+          <w:i/>
+          <w:iCs/>
+        </w:rPr>
         <w:t>Cancella</w:t>
       </w:r>
       <w:r>
@@ -1352,29 +1372,21 @@
           <w:numId w:val="4"/>
         </w:numPr>
       </w:pPr>
-      <w:r>
-        <w:rPr>
-          <w:i/>
-          <w:iCs/>
-          <w:lang w:val="en-US"/>
-        </w:rPr>
-        <w:t xml:space="preserve">Command + </w:t>
-      </w:r>
-      <w:r>
-        <w:rPr>
-          <w:i/>
-          <w:iCs/>
-          <w:lang w:val="en-US"/>
-        </w:rPr>
-        <w:t>Options</w:t>
-      </w:r>
-      <w:r>
-        <w:rPr>
-          <w:i/>
-          <w:iCs/>
-          <w:lang w:val="en-US"/>
-        </w:rPr>
-        <w:t xml:space="preserve"> + Control </w:t>
+      <w:proofErr w:type="spellStart"/>
+      <w:r>
+        <w:rPr>
+          <w:i/>
+          <w:iCs/>
+        </w:rPr>
+        <w:t>Command</w:t>
+      </w:r>
+      <w:proofErr w:type="spellEnd"/>
+      <w:r>
+        <w:rPr>
+          <w:i/>
+          <w:iCs/>
+        </w:rPr>
+        <w:t xml:space="preserve"> + Options + Control </w:t>
       </w:r>
       <w:r>
         <w:rPr>
@@ -1519,7 +1531,14 @@
           <w:i/>
           <w:iCs/>
         </w:rPr>
-        <w:t xml:space="preserve"> Shift + Z</w:t>
+        <w:t xml:space="preserve"> Shift +</w:t>
+      </w:r>
+      <w:r>
+        <w:rPr>
+          <w:i/>
+          <w:iCs/>
+        </w:rPr>
+        <w:t>Y</w:t>
       </w:r>
       <w:r>
         <w:t>:</w:t>
@@ -1670,97 +1689,35 @@
       </w:r>
       <w:proofErr w:type="spellEnd"/>
       <w:r>
-        <w:rPr>
-          <w:i/>
-          <w:iCs/>
-        </w:rPr>
-        <w:t xml:space="preserve"> +</w:t>
-      </w:r>
-      <w:r>
-        <w:rPr>
-          <w:i/>
-          <w:iCs/>
-        </w:rPr>
-        <w:t xml:space="preserve"> </w:t>
-      </w:r>
-      <w:r>
-        <w:rPr>
-          <w:i/>
-          <w:iCs/>
-        </w:rPr>
-        <w:t>Option +</w:t>
-      </w:r>
-      <w:r>
-        <w:rPr>
-          <w:i/>
-          <w:iCs/>
-        </w:rPr>
-        <w:t xml:space="preserve"> </w:t>
-      </w:r>
-      <w:r>
-        <w:rPr>
-          <w:i/>
-          <w:iCs/>
-        </w:rPr>
-        <w:t>“</w:t>
-      </w:r>
-      <w:r>
-        <w:rPr>
-          <w:i/>
-          <w:iCs/>
-        </w:rPr>
-        <w:t>.</w:t>
-      </w:r>
-      <w:r>
-        <w:rPr>
-          <w:i/>
-          <w:iCs/>
-        </w:rPr>
-        <w:t>”</w:t>
-      </w:r>
-      <w:r>
-        <w:rPr>
-          <w:i/>
-          <w:iCs/>
-        </w:rPr>
-        <w:t xml:space="preserve"> </w:t>
-      </w:r>
-      <w:r>
-        <w:t>(</w:t>
-      </w:r>
-      <w:r>
-        <w:rPr>
-          <w:i/>
-          <w:iCs/>
-        </w:rPr>
-        <w:t>punto</w:t>
-      </w:r>
-      <w:r>
-        <w:t xml:space="preserve">): formatta </w:t>
-      </w:r>
-      <w:r>
-        <w:t xml:space="preserve">come lista </w:t>
-      </w:r>
-      <w:r>
-        <w:t xml:space="preserve">il paragrafo corrente e quelli </w:t>
-      </w:r>
-      <w:r>
-        <w:t xml:space="preserve">precedenti </w:t>
-      </w:r>
-      <w:r>
-        <w:t xml:space="preserve">e </w:t>
-      </w:r>
-      <w:r>
-        <w:t>seguenti fino alla prima riga vuota</w:t>
-      </w:r>
-      <w:r>
-        <w:t xml:space="preserve">, usando progressivamente l’asterisco, </w:t>
-      </w:r>
-      <w:r>
-        <w:t xml:space="preserve">il punto elenco, </w:t>
-      </w:r>
-      <w:r>
-        <w:t>la lineetta, il più, il numero e nulla all’inizio degli elementi della lista.</w:t>
+        <w:t xml:space="preserve"> + </w:t>
+      </w:r>
+      <w:proofErr w:type="spellStart"/>
+      <w:r>
+        <w:rPr>
+          <w:i/>
+          <w:iCs/>
+        </w:rPr>
+        <w:t>Ctrl</w:t>
+      </w:r>
+      <w:proofErr w:type="spellEnd"/>
+      <w:r>
+        <w:t xml:space="preserve"> + </w:t>
+      </w:r>
+      <w:r>
+        <w:rPr>
+          <w:i/>
+          <w:iCs/>
+        </w:rPr>
+        <w:t>Freccia in su</w:t>
+      </w:r>
+      <w:r>
+        <w:t xml:space="preserve">: </w:t>
+      </w:r>
+      <w:r>
+        <w:t xml:space="preserve">in un titolo, lo sposta prima del titolo precedente dello stesso livello con </w:t>
+      </w:r>
+      <w:r>
+        <w:t>gli eventuali sottotitoli e testo.</w:t>
       </w:r>
     </w:p>
     <w:p>
@@ -1781,35 +1738,44 @@
       </w:r>
       <w:proofErr w:type="spellEnd"/>
       <w:r>
-        <w:rPr>
-          <w:i/>
-          <w:iCs/>
-        </w:rPr>
-        <w:t xml:space="preserve"> +</w:t>
-      </w:r>
-      <w:r>
-        <w:rPr>
-          <w:i/>
-          <w:iCs/>
-        </w:rPr>
-        <w:t xml:space="preserve"> </w:t>
-      </w:r>
-      <w:r>
-        <w:rPr>
-          <w:i/>
-          <w:iCs/>
-        </w:rPr>
-        <w:t>Option +</w:t>
-      </w:r>
-      <w:r>
-        <w:rPr>
-          <w:i/>
-          <w:iCs/>
-        </w:rPr>
-        <w:t xml:space="preserve"> A</w:t>
-      </w:r>
-      <w:r>
-        <w:t>: inserisce la data corrente nel testo della nota.</w:t>
+        <w:t xml:space="preserve"> + </w:t>
+      </w:r>
+      <w:proofErr w:type="spellStart"/>
+      <w:r>
+        <w:rPr>
+          <w:i/>
+          <w:iCs/>
+        </w:rPr>
+        <w:t>Ctrl</w:t>
+      </w:r>
+      <w:proofErr w:type="spellEnd"/>
+      <w:r>
+        <w:t xml:space="preserve"> + </w:t>
+      </w:r>
+      <w:r>
+        <w:rPr>
+          <w:i/>
+          <w:iCs/>
+        </w:rPr>
+        <w:t>Freccia in giù</w:t>
+      </w:r>
+      <w:r>
+        <w:t xml:space="preserve">: in un titolo, lo sposta </w:t>
+      </w:r>
+      <w:r>
+        <w:t xml:space="preserve">dopo il </w:t>
+      </w:r>
+      <w:r>
+        <w:t xml:space="preserve">titolo </w:t>
+      </w:r>
+      <w:r>
+        <w:t xml:space="preserve">seguente </w:t>
+      </w:r>
+      <w:r>
+        <w:t xml:space="preserve">dello stesso livello con </w:t>
+      </w:r>
+      <w:r>
+        <w:t>gli eventuali sottotitoli e testo.</w:t>
       </w:r>
     </w:p>
     <w:p>
@@ -1830,35 +1796,44 @@
       </w:r>
       <w:proofErr w:type="spellEnd"/>
       <w:r>
-        <w:rPr>
-          <w:i/>
-          <w:iCs/>
-        </w:rPr>
-        <w:t xml:space="preserve"> +</w:t>
-      </w:r>
-      <w:r>
-        <w:rPr>
-          <w:i/>
-          <w:iCs/>
-        </w:rPr>
-        <w:t xml:space="preserve"> </w:t>
-      </w:r>
-      <w:r>
-        <w:rPr>
-          <w:i/>
-          <w:iCs/>
-        </w:rPr>
-        <w:t>Option +</w:t>
-      </w:r>
-      <w:r>
-        <w:rPr>
-          <w:i/>
-          <w:iCs/>
-        </w:rPr>
-        <w:t xml:space="preserve"> Shift + A</w:t>
-      </w:r>
-      <w:r>
-        <w:t>: inserisce la data e l’ora corrente nel testo della nota.</w:t>
+        <w:t xml:space="preserve"> + </w:t>
+      </w:r>
+      <w:proofErr w:type="spellStart"/>
+      <w:r>
+        <w:rPr>
+          <w:i/>
+          <w:iCs/>
+        </w:rPr>
+        <w:t>Ctrl</w:t>
+      </w:r>
+      <w:proofErr w:type="spellEnd"/>
+      <w:r>
+        <w:t xml:space="preserve"> + </w:t>
+      </w:r>
+      <w:r>
+        <w:rPr>
+          <w:i/>
+          <w:iCs/>
+        </w:rPr>
+        <w:t>Freccia a sinistra</w:t>
+      </w:r>
+      <w:r>
+        <w:t xml:space="preserve">: </w:t>
+      </w:r>
+      <w:r>
+        <w:t>in un titolo</w:t>
+      </w:r>
+      <w:r>
+        <w:t xml:space="preserve">, </w:t>
+      </w:r>
+      <w:r>
+        <w:t>rimuove un cancelletto all’inizio, per promuoverlo ad un livello superior</w:t>
+      </w:r>
+      <w:r>
+        <w:t>e</w:t>
+      </w:r>
+      <w:r>
+        <w:t>.</w:t>
       </w:r>
     </w:p>
     <w:p>
@@ -1869,6 +1844,264 @@
           <w:numId w:val="4"/>
         </w:numPr>
       </w:pPr>
+      <w:proofErr w:type="spellStart"/>
+      <w:r>
+        <w:rPr>
+          <w:i/>
+          <w:iCs/>
+        </w:rPr>
+        <w:t>Command</w:t>
+      </w:r>
+      <w:proofErr w:type="spellEnd"/>
+      <w:r>
+        <w:t xml:space="preserve"> + </w:t>
+      </w:r>
+      <w:proofErr w:type="spellStart"/>
+      <w:r>
+        <w:rPr>
+          <w:i/>
+          <w:iCs/>
+        </w:rPr>
+        <w:t>Ctrl</w:t>
+      </w:r>
+      <w:proofErr w:type="spellEnd"/>
+      <w:r>
+        <w:t xml:space="preserve"> + </w:t>
+      </w:r>
+      <w:r>
+        <w:rPr>
+          <w:i/>
+          <w:iCs/>
+        </w:rPr>
+        <w:t>Freccia a destra</w:t>
+      </w:r>
+      <w:r>
+        <w:t xml:space="preserve">: </w:t>
+      </w:r>
+      <w:r>
+        <w:t xml:space="preserve">in un titolo, aggiunge un cancelletto all’inizio, per </w:t>
+      </w:r>
+      <w:r>
+        <w:t>farlo retrocedere ad un livello inferiore.</w:t>
+      </w:r>
+    </w:p>
+    <w:p>
+      <w:pPr>
+        <w:pStyle w:val="Corpotesto"/>
+        <w:numPr>
+          <w:ilvl w:val="0"/>
+          <w:numId w:val="4"/>
+        </w:numPr>
+      </w:pPr>
+      <w:proofErr w:type="spellStart"/>
+      <w:r>
+        <w:rPr>
+          <w:i/>
+          <w:iCs/>
+        </w:rPr>
+        <w:t>Command</w:t>
+      </w:r>
+      <w:proofErr w:type="spellEnd"/>
+      <w:r>
+        <w:rPr>
+          <w:i/>
+          <w:iCs/>
+        </w:rPr>
+        <w:t xml:space="preserve"> +</w:t>
+      </w:r>
+      <w:r>
+        <w:rPr>
+          <w:i/>
+          <w:iCs/>
+        </w:rPr>
+        <w:t xml:space="preserve"> </w:t>
+      </w:r>
+      <w:r>
+        <w:rPr>
+          <w:i/>
+          <w:iCs/>
+        </w:rPr>
+        <w:t>Option +</w:t>
+      </w:r>
+      <w:r>
+        <w:rPr>
+          <w:i/>
+          <w:iCs/>
+        </w:rPr>
+        <w:t xml:space="preserve"> </w:t>
+      </w:r>
+      <w:r>
+        <w:rPr>
+          <w:i/>
+          <w:iCs/>
+        </w:rPr>
+        <w:t>“</w:t>
+      </w:r>
+      <w:r>
+        <w:rPr>
+          <w:i/>
+          <w:iCs/>
+        </w:rPr>
+        <w:t>.</w:t>
+      </w:r>
+      <w:r>
+        <w:rPr>
+          <w:i/>
+          <w:iCs/>
+        </w:rPr>
+        <w:t>”</w:t>
+      </w:r>
+      <w:r>
+        <w:rPr>
+          <w:i/>
+          <w:iCs/>
+        </w:rPr>
+        <w:t xml:space="preserve"> </w:t>
+      </w:r>
+      <w:r>
+        <w:t>(</w:t>
+      </w:r>
+      <w:r>
+        <w:rPr>
+          <w:i/>
+          <w:iCs/>
+        </w:rPr>
+        <w:t>punto</w:t>
+      </w:r>
+      <w:r>
+        <w:t xml:space="preserve">): formatta </w:t>
+      </w:r>
+      <w:r>
+        <w:t xml:space="preserve">come lista </w:t>
+      </w:r>
+      <w:r>
+        <w:t xml:space="preserve">il paragrafo corrente e quelli </w:t>
+      </w:r>
+      <w:r>
+        <w:t xml:space="preserve">precedenti </w:t>
+      </w:r>
+      <w:r>
+        <w:t xml:space="preserve">e </w:t>
+      </w:r>
+      <w:r>
+        <w:t>seguenti fino alla prima riga vuota</w:t>
+      </w:r>
+      <w:r>
+        <w:t xml:space="preserve">, usando progressivamente l’asterisco, </w:t>
+      </w:r>
+      <w:r>
+        <w:t xml:space="preserve">il punto elenco, </w:t>
+      </w:r>
+      <w:r>
+        <w:t>la lineetta, il più, il numero e nulla all’inizio degli elementi della lista.</w:t>
+      </w:r>
+    </w:p>
+    <w:p>
+      <w:pPr>
+        <w:pStyle w:val="Corpotesto"/>
+        <w:numPr>
+          <w:ilvl w:val="0"/>
+          <w:numId w:val="4"/>
+        </w:numPr>
+      </w:pPr>
+      <w:proofErr w:type="spellStart"/>
+      <w:r>
+        <w:rPr>
+          <w:i/>
+          <w:iCs/>
+        </w:rPr>
+        <w:t>Command</w:t>
+      </w:r>
+      <w:proofErr w:type="spellEnd"/>
+      <w:r>
+        <w:rPr>
+          <w:i/>
+          <w:iCs/>
+        </w:rPr>
+        <w:t xml:space="preserve"> +</w:t>
+      </w:r>
+      <w:r>
+        <w:rPr>
+          <w:i/>
+          <w:iCs/>
+        </w:rPr>
+        <w:t xml:space="preserve"> </w:t>
+      </w:r>
+      <w:r>
+        <w:rPr>
+          <w:i/>
+          <w:iCs/>
+        </w:rPr>
+        <w:t>Option +</w:t>
+      </w:r>
+      <w:r>
+        <w:rPr>
+          <w:i/>
+          <w:iCs/>
+        </w:rPr>
+        <w:t xml:space="preserve"> A</w:t>
+      </w:r>
+      <w:r>
+        <w:t>: inserisce la data corrente nel testo della nota.</w:t>
+      </w:r>
+    </w:p>
+    <w:p>
+      <w:pPr>
+        <w:pStyle w:val="Corpotesto"/>
+        <w:numPr>
+          <w:ilvl w:val="0"/>
+          <w:numId w:val="4"/>
+        </w:numPr>
+      </w:pPr>
+      <w:proofErr w:type="spellStart"/>
+      <w:r>
+        <w:rPr>
+          <w:i/>
+          <w:iCs/>
+        </w:rPr>
+        <w:t>Command</w:t>
+      </w:r>
+      <w:proofErr w:type="spellEnd"/>
+      <w:r>
+        <w:rPr>
+          <w:i/>
+          <w:iCs/>
+        </w:rPr>
+        <w:t xml:space="preserve"> +</w:t>
+      </w:r>
+      <w:r>
+        <w:rPr>
+          <w:i/>
+          <w:iCs/>
+        </w:rPr>
+        <w:t xml:space="preserve"> </w:t>
+      </w:r>
+      <w:r>
+        <w:rPr>
+          <w:i/>
+          <w:iCs/>
+        </w:rPr>
+        <w:t>Option +</w:t>
+      </w:r>
+      <w:r>
+        <w:rPr>
+          <w:i/>
+          <w:iCs/>
+        </w:rPr>
+        <w:t xml:space="preserve"> Shift + A</w:t>
+      </w:r>
+      <w:r>
+        <w:t>: inserisce la data e l’ora corrente nel testo della nota.</w:t>
+      </w:r>
+    </w:p>
+    <w:p>
+      <w:pPr>
+        <w:pStyle w:val="Corpotesto"/>
+        <w:numPr>
+          <w:ilvl w:val="0"/>
+          <w:numId w:val="4"/>
+        </w:numPr>
+      </w:pPr>
       <w:r>
         <w:rPr>
           <w:i/>
@@ -1925,6 +2158,7 @@
         </w:numPr>
       </w:pPr>
       <w:r>
+        <w:lastRenderedPageBreak/>
         <w:t>all’interno di una nota a piè pagina (ad es. [^1]: Questa è la nota): sposta il cursore al riferimento della nota all’interno del testo;</w:t>
       </w:r>
     </w:p>
@@ -2105,14 +2339,7 @@
         <w:rPr>
           <w:i/>
         </w:rPr>
-        <w:t xml:space="preserve"> + Option + </w:t>
-      </w:r>
-      <w:r>
-        <w:rPr>
-          <w:i/>
-        </w:rPr>
-        <w:lastRenderedPageBreak/>
-        <w:t>Shift + Page Up</w:t>
+        <w:t xml:space="preserve"> + Option + Shift + Page Up</w:t>
       </w:r>
       <w:r>
         <w:t xml:space="preserve"> e </w:t>
@@ -2715,7 +2942,11 @@
         <w:t xml:space="preserve"> si </w:t>
       </w:r>
       <w:r>
-        <w:t>cancella rapidamente quella corrente. Nel riquadro sottostante la griglia delle attività, poi, è possibile inserire delle note esplicative relative all’attività corrente. Infine, le attività sono ordinate automaticamente per data finale (scadenza), data iniziale e priorità, lasciando in fondo quelle già completate. Per spostare in su o in giù un’attività, cambiare le sue date o la sua priorità.</w:t>
+        <w:t xml:space="preserve">cancella rapidamente quella corrente. Nel riquadro sottostante la griglia delle attività, poi, è possibile inserire delle note esplicative relative all’attività corrente. Infine, le attività sono ordinate automaticamente per data finale (scadenza), data iniziale e priorità, lasciando in fondo </w:t>
+      </w:r>
+      <w:r>
+        <w:lastRenderedPageBreak/>
+        <w:t>quelle già completate. Per spostare in su o in giù un’attività, cambiare le sue date o la sua priorità.</w:t>
       </w:r>
       <w:r>
         <w:t xml:space="preserve"> Per ordinare le attività dopo averle modificate, usare la voce di menù </w:t>
@@ -2812,553 +3043,1280 @@
         <w:pStyle w:val="Titolo2"/>
       </w:pPr>
       <w:r>
+        <w:t>Titoli</w:t>
+      </w:r>
+    </w:p>
+    <w:p>
+      <w:pPr>
+        <w:pStyle w:val="Corpotesto"/>
+      </w:pPr>
+      <w:r>
+        <w:t xml:space="preserve">Alla sinistra del testo delle note vi è una sezione che viene compilata automaticamente del software con i titoli contenuti nella nota e definiti in formato </w:t>
+      </w:r>
+      <w:r>
+        <w:rPr>
+          <w:i/>
+          <w:iCs/>
+        </w:rPr>
+        <w:t>Markdown</w:t>
+      </w:r>
+      <w:r>
+        <w:t xml:space="preserve">, cioè preceduti da uno a sei cancelletti (#) seguiti da uno spazio. </w:t>
+      </w:r>
+      <w:r>
+        <w:t xml:space="preserve">Questa lista può essere aggiornata con la voce di menù </w:t>
+      </w:r>
+      <w:r>
+        <w:rPr>
+          <w:i/>
+          <w:iCs/>
+        </w:rPr>
+        <w:t xml:space="preserve">Modifica – </w:t>
+      </w:r>
+      <w:r>
+        <w:rPr>
+          <w:i/>
+          <w:iCs/>
+        </w:rPr>
+        <w:t>Aggiorna il testo e i titoli</w:t>
+      </w:r>
+      <w:r>
+        <w:t xml:space="preserve">. </w:t>
+      </w:r>
+      <w:r>
+        <w:t>Facendo clic sul nome di un titolo</w:t>
+      </w:r>
+      <w:r>
+        <w:t>,</w:t>
+      </w:r>
+      <w:r>
+        <w:t xml:space="preserve"> questo viene selezionato nel testo della nota. Questa lista serve anche per cogliere a colpo d’occhio i contenuti principali di una nota.</w:t>
+      </w:r>
+    </w:p>
+    <w:p>
+      <w:pPr>
+        <w:pStyle w:val="Titolo1"/>
+      </w:pPr>
+      <w:r>
+        <w:t>Voci di menù</w:t>
+      </w:r>
+    </w:p>
+    <w:p>
+      <w:pPr>
+        <w:pStyle w:val="Corpotesto"/>
+      </w:pPr>
+      <w:r>
+        <w:t xml:space="preserve">Si riassumono qui le funzionalità legate alle voci di menù. Si noti che su alcune griglie sono disponibili </w:t>
+      </w:r>
+      <w:r>
+        <w:t>n</w:t>
+      </w:r>
+      <w:r>
+        <w:t xml:space="preserve">ei menù popup, visualizzabili con un click </w:t>
+      </w:r>
+      <w:r>
+        <w:t xml:space="preserve">con il </w:t>
+      </w:r>
+      <w:r>
+        <w:t>pulsante destro del mouse, che replicano alcune delle voci dei menù principali.</w:t>
+      </w:r>
+    </w:p>
+    <w:p>
+      <w:pPr>
+        <w:pStyle w:val="Titolo2"/>
+      </w:pPr>
+      <w:r>
+        <w:t>Menù File</w:t>
+      </w:r>
+    </w:p>
+    <w:p>
+      <w:pPr>
+        <w:pStyle w:val="Corpotesto"/>
+      </w:pPr>
+      <w:r>
+        <w:rPr>
+          <w:i/>
+          <w:iCs/>
+        </w:rPr>
+        <w:t>Salva</w:t>
+      </w:r>
+      <w:r>
+        <w:t>: salva tutti i dati nel database.</w:t>
+      </w:r>
+    </w:p>
+    <w:p>
+      <w:pPr>
+        <w:pStyle w:val="Corpotesto"/>
+      </w:pPr>
+      <w:r>
+        <w:rPr>
+          <w:i/>
+          <w:iCs/>
+        </w:rPr>
+        <w:t>Annulla modifiche</w:t>
+      </w:r>
+      <w:r>
+        <w:t>: annulla le modifiche apportate ai dati e recupera l’ultima versione salvata.</w:t>
+      </w:r>
+    </w:p>
+    <w:p>
+      <w:pPr>
+        <w:pStyle w:val="Corpotesto"/>
+      </w:pPr>
+      <w:r>
+        <w:rPr>
+          <w:i/>
+          <w:iCs/>
+        </w:rPr>
+        <w:t>Aggiorna</w:t>
+      </w:r>
+      <w:r>
+        <w:t>: aggiorna i dati del database, per visualizzare le modifiche effettuate da altri utenti in una rete locale.</w:t>
+      </w:r>
+    </w:p>
+    <w:p>
+      <w:pPr>
+        <w:pStyle w:val="Corpotesto"/>
+      </w:pPr>
+      <w:r>
+        <w:rPr>
+          <w:i/>
+          <w:iCs/>
+        </w:rPr>
+        <w:t xml:space="preserve">Esporta le note </w:t>
+      </w:r>
+      <w:r>
+        <w:rPr>
+          <w:i/>
+          <w:iCs/>
+        </w:rPr>
+        <w:t>della sezione</w:t>
+      </w:r>
+      <w:r>
+        <w:t>: consente di creare un file di testo contenente i dati delle note della sezione corrente, delle relative attività, tag ed allegati; questi</w:t>
+      </w:r>
+      <w:r>
+        <w:t xml:space="preserve"> ultimi</w:t>
+      </w:r>
+      <w:r>
+        <w:t>, se presenti, vengono salvati in una cartella con lo stesso nome del file.</w:t>
+      </w:r>
+    </w:p>
+    <w:p>
+      <w:pPr>
+        <w:pStyle w:val="Corpotesto"/>
+      </w:pPr>
+      <w:r>
+        <w:rPr>
+          <w:i/>
+          <w:iCs/>
+        </w:rPr>
+        <w:t>Importa le note nella sezione</w:t>
+      </w:r>
+      <w:r>
+        <w:t>: consente di importare nella sezione corrente un file creato con la funzionalità precedente, contenente delle note con le relative attività, tag ed allegati.</w:t>
+      </w:r>
+    </w:p>
+    <w:p>
+      <w:pPr>
+        <w:pStyle w:val="Corpotesto"/>
+      </w:pPr>
+      <w:r>
+        <w:rPr>
+          <w:i/>
+          <w:iCs/>
+        </w:rPr>
+        <w:t>Chiudi database</w:t>
+      </w:r>
+      <w:r>
+        <w:t>: chiude il database e ritorna al login.</w:t>
+      </w:r>
+    </w:p>
+    <w:p>
+      <w:pPr>
+        <w:pStyle w:val="Corpotesto"/>
+      </w:pPr>
+      <w:r>
+        <w:rPr>
+          <w:i/>
+          <w:iCs/>
+        </w:rPr>
+        <w:t>Esci</w:t>
+      </w:r>
+      <w:r>
+        <w:t xml:space="preserve">: esce da </w:t>
+      </w:r>
+      <w:r>
+        <w:t>pgNotex</w:t>
+      </w:r>
+      <w:r>
+        <w:t>.</w:t>
+      </w:r>
+    </w:p>
+    <w:p>
+      <w:pPr>
+        <w:pStyle w:val="Titolo2"/>
+      </w:pPr>
+      <w:r>
+        <w:t>Menù Modifica</w:t>
+      </w:r>
+    </w:p>
+    <w:p>
+      <w:pPr>
+        <w:pStyle w:val="Corpotesto"/>
+      </w:pPr>
+      <w:r>
+        <w:rPr>
+          <w:i/>
+          <w:iCs/>
+        </w:rPr>
+        <w:t>Taglia</w:t>
+      </w:r>
+      <w:r>
+        <w:t>: taglia il testo selezionato in ritaglio.</w:t>
+      </w:r>
+    </w:p>
+    <w:p>
+      <w:pPr>
+        <w:pStyle w:val="Corpotesto"/>
+      </w:pPr>
+      <w:r>
+        <w:rPr>
+          <w:i/>
+          <w:iCs/>
+        </w:rPr>
+        <w:t>Copia</w:t>
+      </w:r>
+      <w:r>
+        <w:t>: copia il testo selezionato in ritaglio.</w:t>
+      </w:r>
+    </w:p>
+    <w:p>
+      <w:pPr>
+        <w:pStyle w:val="Corpotesto"/>
+      </w:pPr>
+      <w:r>
+        <w:rPr>
+          <w:i/>
+          <w:iCs/>
+        </w:rPr>
+        <w:t>Incolla</w:t>
+      </w:r>
+      <w:r>
+        <w:t xml:space="preserve">: incolla il testo </w:t>
+      </w:r>
+      <w:r>
+        <w:t xml:space="preserve">contenuto nel </w:t>
+      </w:r>
+      <w:r>
+        <w:t>ritaglio.</w:t>
+      </w:r>
+    </w:p>
+    <w:p>
+      <w:pPr>
+        <w:pStyle w:val="Corpotesto"/>
+      </w:pPr>
+      <w:r>
+        <w:rPr>
+          <w:i/>
+          <w:iCs/>
+        </w:rPr>
+        <w:t>Seleziona tutto</w:t>
+      </w:r>
+      <w:r>
+        <w:t>: seleziona tutto il testo della nota corrente.</w:t>
+      </w:r>
+    </w:p>
+    <w:p>
+      <w:pPr>
+        <w:pStyle w:val="Corpotesto"/>
+      </w:pPr>
+      <w:r>
+        <w:rPr>
+          <w:i/>
+          <w:iCs/>
+        </w:rPr>
+        <w:t>Aggiorna il testo e i titoli</w:t>
+      </w:r>
+      <w:r>
+        <w:t xml:space="preserve">: </w:t>
+      </w:r>
+      <w:r>
+        <w:t xml:space="preserve">compila </w:t>
+      </w:r>
+      <w:r>
+        <w:t>la lista dei titoli</w:t>
+      </w:r>
+      <w:r>
+        <w:t xml:space="preserve"> e li formatta nel testo della nota</w:t>
+      </w:r>
+      <w:r>
+        <w:t xml:space="preserve"> corrente</w:t>
+      </w:r>
+      <w:r>
+        <w:t>.</w:t>
+      </w:r>
+    </w:p>
+    <w:p>
+      <w:pPr>
+        <w:pStyle w:val="Corpotesto"/>
+      </w:pPr>
+      <w:r>
+        <w:rPr>
+          <w:i/>
+          <w:iCs/>
+        </w:rPr>
+        <w:t>Riordina</w:t>
+      </w:r>
+      <w:r>
+        <w:rPr>
+          <w:i/>
+          <w:iCs/>
+        </w:rPr>
+        <w:t xml:space="preserve"> il testo</w:t>
+      </w:r>
+      <w:r>
+        <w:t xml:space="preserve">: </w:t>
+      </w:r>
+      <w:r>
+        <w:t xml:space="preserve">elimina </w:t>
+      </w:r>
+      <w:r>
+        <w:t xml:space="preserve">tutti gli </w:t>
+      </w:r>
+      <w:r>
+        <w:t xml:space="preserve">eventuali caratteri contenuti nel testo della nota corrente che impediscono una sua corretta formattazione, riordina la numerazione delle note a </w:t>
+      </w:r>
+      <w:r>
+        <w:t>piè</w:t>
+      </w:r>
+      <w:r>
+        <w:t xml:space="preserve"> pagina e delle liste numerate, compila la lista dei titoli e li formatta.</w:t>
+      </w:r>
+    </w:p>
+    <w:p>
+      <w:pPr>
+        <w:pStyle w:val="Corpotesto"/>
+      </w:pPr>
+      <w:r>
+        <w:rPr>
+          <w:i/>
+          <w:iCs/>
+        </w:rPr>
+        <w:t>Codifica i</w:t>
+      </w:r>
+      <w:r>
+        <w:rPr>
+          <w:i/>
+          <w:iCs/>
+        </w:rPr>
+        <w:t>l</w:t>
+      </w:r>
+      <w:r>
+        <w:rPr>
+          <w:i/>
+          <w:iCs/>
+        </w:rPr>
+        <w:t xml:space="preserve"> link</w:t>
+      </w:r>
+      <w:r>
+        <w:rPr>
+          <w:i/>
+          <w:iCs/>
+        </w:rPr>
+        <w:t xml:space="preserve"> selezionato</w:t>
+      </w:r>
+      <w:r>
+        <w:t>: se è selezionato</w:t>
+      </w:r>
+      <w:r>
+        <w:t xml:space="preserve"> un link</w:t>
+      </w:r>
+      <w:r>
+        <w:t>, codifica i caratteri “(” con %28, i caratteri “)” con %29</w:t>
+      </w:r>
+      <w:r>
+        <w:t xml:space="preserve"> e </w:t>
+      </w:r>
+      <w:r>
+        <w:t xml:space="preserve">gli spazi </w:t>
+      </w:r>
+      <w:r>
+        <w:t>con il carattere %20,</w:t>
+      </w:r>
+      <w:r>
+        <w:t xml:space="preserve"> così che le parentesi non siano confuse con i marcatori </w:t>
+      </w:r>
+      <w:r>
+        <w:t>Markdown</w:t>
+      </w:r>
+      <w:r>
+        <w:t xml:space="preserve"> e gli spazi con la fine del link</w:t>
+      </w:r>
+      <w:r>
+        <w:t>.</w:t>
+      </w:r>
+    </w:p>
+    <w:p>
+      <w:pPr>
+        <w:pStyle w:val="Corpotesto"/>
+      </w:pPr>
+      <w:r>
+        <w:rPr>
+          <w:i/>
+          <w:iCs/>
+        </w:rPr>
         <w:lastRenderedPageBreak/>
-        <w:t>Titoli</w:t>
-      </w:r>
-    </w:p>
-    <w:p>
-      <w:pPr>
-        <w:pStyle w:val="Corpotesto"/>
-      </w:pPr>
-      <w:r>
-        <w:t xml:space="preserve">Alla sinistra del testo delle note vi è una sezione che viene compilata automaticamente del software con i titoli contenuti nella nota e definiti in formato </w:t>
-      </w:r>
-      <w:r>
-        <w:rPr>
-          <w:i/>
-          <w:iCs/>
-        </w:rPr>
-        <w:t>Markdown</w:t>
-      </w:r>
-      <w:r>
-        <w:t xml:space="preserve">, cioè preceduti da uno a sei cancelletti (#) seguiti da uno spazio. </w:t>
-      </w:r>
-      <w:r>
-        <w:t xml:space="preserve">Questa lista può essere aggiornata con la voce di menù </w:t>
-      </w:r>
-      <w:r>
-        <w:rPr>
-          <w:i/>
-          <w:iCs/>
-        </w:rPr>
-        <w:t xml:space="preserve">Modifica – </w:t>
-      </w:r>
-      <w:r>
-        <w:rPr>
-          <w:i/>
-          <w:iCs/>
-        </w:rPr>
-        <w:t>Aggiorna il testo e i titoli</w:t>
-      </w:r>
-      <w:r>
-        <w:t xml:space="preserve">. </w:t>
-      </w:r>
-      <w:r>
-        <w:t>Facendo clic sul nome di un titolo</w:t>
-      </w:r>
-      <w:r>
+        <w:t>Anteprima immagine</w:t>
+      </w:r>
+      <w:r>
+        <w:t>: quando il cursore si trova all’interno di un link ad un’immagine il cui file è allegato, mostra l’anteprima dell’immagine in un finestra popup</w:t>
+      </w:r>
+      <w:r>
+        <w:t xml:space="preserve">; questa viene chiusa automaticamente dopo </w:t>
+      </w:r>
+      <w:proofErr w:type="gramStart"/>
+      <w:r>
+        <w:t>2</w:t>
+      </w:r>
+      <w:proofErr w:type="gramEnd"/>
+      <w:r>
+        <w:t xml:space="preserve"> secondi, oppure premendo </w:t>
+      </w:r>
+      <w:r>
+        <w:rPr>
+          <w:i/>
+          <w:iCs/>
+        </w:rPr>
+        <w:t>Esc</w:t>
+      </w:r>
+      <w:r>
+        <w:t>.</w:t>
+      </w:r>
+    </w:p>
+    <w:p>
+      <w:pPr>
+        <w:pStyle w:val="Corpotesto"/>
+        <w:rPr>
+          <w:i/>
+          <w:iCs/>
+        </w:rPr>
+      </w:pPr>
+      <w:r>
+        <w:rPr>
+          <w:i/>
+          <w:iCs/>
+        </w:rPr>
+        <w:t xml:space="preserve">Apri con </w:t>
+      </w:r>
+      <w:proofErr w:type="spellStart"/>
+      <w:r>
+        <w:rPr>
+          <w:i/>
+          <w:iCs/>
+        </w:rPr>
+        <w:t>Pandoc</w:t>
+      </w:r>
+      <w:proofErr w:type="spellEnd"/>
+      <w:r>
+        <w:rPr>
+          <w:i/>
+          <w:iCs/>
+        </w:rPr>
+        <w:t>:</w:t>
+      </w:r>
+      <w:r>
+        <w:t xml:space="preserve"> salva nella cartella </w:t>
+      </w:r>
+      <w:r>
+        <w:rPr>
+          <w:i/>
+          <w:iCs/>
+        </w:rPr>
+        <w:t>Scaricati</w:t>
+      </w:r>
+      <w:r>
+        <w:t xml:space="preserve"> </w:t>
+      </w:r>
+      <w:r>
+        <w:t xml:space="preserve">un file contenente </w:t>
+      </w:r>
+      <w:r>
+        <w:t xml:space="preserve">il testo della nota corrente </w:t>
+      </w:r>
+      <w:r>
+        <w:t xml:space="preserve">convertito in un altro formato con </w:t>
+      </w:r>
+      <w:proofErr w:type="spellStart"/>
+      <w:r>
+        <w:t>Pandoc</w:t>
+      </w:r>
+      <w:proofErr w:type="spellEnd"/>
+      <w:r>
+        <w:t>. Il formato può essere definito nelle opzioni del software</w:t>
+      </w:r>
+      <w:r>
+        <w:t xml:space="preserve"> (vedi sotto)</w:t>
+      </w:r>
+      <w:r>
+        <w:t>.</w:t>
+      </w:r>
+    </w:p>
+    <w:p>
+      <w:pPr>
+        <w:pStyle w:val="Corpotesto"/>
+      </w:pPr>
+      <w:r>
+        <w:rPr>
+          <w:i/>
+          <w:iCs/>
+        </w:rPr>
+        <w:t>Mostra i segnalibri</w:t>
+      </w:r>
+      <w:r>
+        <w:t>: mostra la maschera per la gestione dei segnalibri (vedi sopra).</w:t>
+      </w:r>
+    </w:p>
+    <w:p>
+      <w:pPr>
+        <w:pStyle w:val="Titolo2"/>
+      </w:pPr>
+      <w:r>
+        <w:t>Menù Quaderni</w:t>
+      </w:r>
+    </w:p>
+    <w:p>
+      <w:pPr>
+        <w:pStyle w:val="Corpotesto"/>
+      </w:pPr>
+      <w:r>
+        <w:rPr>
+          <w:i/>
+          <w:iCs/>
+        </w:rPr>
+        <w:t>Nuovo</w:t>
+      </w:r>
+      <w:r>
+        <w:t>: crea un nuovo quaderno e apre la maschera dei dettagli per indicarne il titolo e alcune eventuali note di commento.</w:t>
+      </w:r>
+    </w:p>
+    <w:p>
+      <w:pPr>
+        <w:pStyle w:val="Corpotesto"/>
+      </w:pPr>
+      <w:r>
+        <w:rPr>
+          <w:i/>
+          <w:iCs/>
+        </w:rPr>
+        <w:t>Elimina</w:t>
+      </w:r>
+      <w:r>
+        <w:t>: elimina il quaderno corrente, con tutte le sezioni e le note ad esso relative.</w:t>
+      </w:r>
+    </w:p>
+    <w:p>
+      <w:pPr>
+        <w:pStyle w:val="Corpotesto"/>
+      </w:pPr>
+      <w:r>
+        <w:rPr>
+          <w:i/>
+          <w:iCs/>
+        </w:rPr>
+        <w:t>Ordina per</w:t>
+      </w:r>
+      <w:r>
+        <w:t xml:space="preserve">: ordina i quaderni come indicato dall’utente (voce </w:t>
+      </w:r>
+      <w:r>
+        <w:rPr>
+          <w:i/>
+          <w:iCs/>
+        </w:rPr>
+        <w:t>Personalizzato</w:t>
+      </w:r>
+      <w:r>
+        <w:t xml:space="preserve">) o per titolo (voce </w:t>
+      </w:r>
+      <w:r>
+        <w:rPr>
+          <w:i/>
+          <w:iCs/>
+        </w:rPr>
+        <w:t>Titolo</w:t>
+      </w:r>
+      <w:r>
+        <w:t xml:space="preserve">); l’utente può </w:t>
+      </w:r>
+      <w:r>
+        <w:t>specificare</w:t>
+      </w:r>
+      <w:r>
+        <w:t xml:space="preserve"> la posizione di un quaderno nell’omonima griglia con la voce di menù seguente.</w:t>
+      </w:r>
+    </w:p>
+    <w:p>
+      <w:pPr>
+        <w:pStyle w:val="Corpotesto"/>
+      </w:pPr>
+      <w:r>
+        <w:rPr>
+          <w:i/>
+          <w:iCs/>
+        </w:rPr>
+        <w:t>Sposta</w:t>
+      </w:r>
+      <w:r>
+        <w:t xml:space="preserve">: sposta in su (voce </w:t>
+      </w:r>
+      <w:r>
+        <w:rPr>
+          <w:i/>
+          <w:iCs/>
+        </w:rPr>
+        <w:t>Su</w:t>
+      </w:r>
+      <w:r>
+        <w:t xml:space="preserve">) o in già (voce </w:t>
+      </w:r>
+      <w:r>
+        <w:rPr>
+          <w:i/>
+          <w:iCs/>
+        </w:rPr>
+        <w:t>Giù</w:t>
+      </w:r>
+      <w:r>
+        <w:t>) il quaderno corrente nella griglia dei quaderni.</w:t>
+      </w:r>
+    </w:p>
+    <w:p>
+      <w:pPr>
+        <w:pStyle w:val="Corpotesto"/>
+      </w:pPr>
+      <w:r>
+        <w:rPr>
+          <w:i/>
+          <w:iCs/>
+        </w:rPr>
+        <w:t>Dettagli</w:t>
+      </w:r>
+      <w:r>
+        <w:t>: apre la maschera dei dettagli relativi al quaderno corrente, contenente l’ID, il titolo e alcune eventuali note.</w:t>
+      </w:r>
+    </w:p>
+    <w:p>
+      <w:pPr>
+        <w:pStyle w:val="Corpotesto"/>
+      </w:pPr>
+      <w:r>
+        <w:rPr>
+          <w:i/>
+          <w:iCs/>
+        </w:rPr>
+        <w:t>Copia ID</w:t>
+      </w:r>
+      <w:r>
+        <w:t>: copia in ritaglio l'ID del quaderno corrente.</w:t>
+      </w:r>
+    </w:p>
+    <w:p>
+      <w:pPr>
+        <w:pStyle w:val="Titolo2"/>
+      </w:pPr>
+      <w:r>
+        <w:t>Menù Sezioni</w:t>
+      </w:r>
+    </w:p>
+    <w:p>
+      <w:pPr>
+        <w:pStyle w:val="Corpotesto"/>
+      </w:pPr>
+      <w:r>
+        <w:rPr>
+          <w:i/>
+          <w:iCs/>
+        </w:rPr>
+        <w:t>Nuova</w:t>
+      </w:r>
+      <w:r>
+        <w:t>: crea una nuova sezione e apre la maschera dei dettagli per indicarne il tutolo e alcune eventuali note di commento.</w:t>
+      </w:r>
+    </w:p>
+    <w:p>
+      <w:pPr>
+        <w:pStyle w:val="Corpotesto"/>
+      </w:pPr>
+      <w:r>
+        <w:rPr>
+          <w:i/>
+          <w:iCs/>
+        </w:rPr>
+        <w:t>Elimina</w:t>
+      </w:r>
+      <w:r>
+        <w:t>: elimina la sezione corrente, con tutte le note ad essa relative.</w:t>
+      </w:r>
+    </w:p>
+    <w:p>
+      <w:pPr>
+        <w:pStyle w:val="Corpotesto"/>
+      </w:pPr>
+      <w:r>
+        <w:rPr>
+          <w:i/>
+          <w:iCs/>
+        </w:rPr>
+        <w:t>Ordina per</w:t>
+      </w:r>
+      <w:r>
+        <w:t xml:space="preserve">: ordina le sezioni come indicato dall’utente (voce </w:t>
+      </w:r>
+      <w:r>
+        <w:rPr>
+          <w:i/>
+          <w:iCs/>
+        </w:rPr>
+        <w:t>Personalizzato</w:t>
+      </w:r>
+      <w:r>
+        <w:t xml:space="preserve">) o per titolo (voce </w:t>
+      </w:r>
+      <w:r>
+        <w:rPr>
+          <w:i/>
+          <w:iCs/>
+        </w:rPr>
+        <w:t>Titolo</w:t>
+      </w:r>
+      <w:r>
+        <w:t xml:space="preserve">); l’utente può </w:t>
+      </w:r>
+      <w:r>
+        <w:t>specificare</w:t>
+      </w:r>
+      <w:r>
+        <w:t xml:space="preserve"> la posizione di una sezione nell’omonima griglia con la voce di menù seguente.</w:t>
+      </w:r>
+    </w:p>
+    <w:p>
+      <w:pPr>
+        <w:pStyle w:val="Corpotesto"/>
+      </w:pPr>
+      <w:r>
+        <w:rPr>
+          <w:i/>
+          <w:iCs/>
+        </w:rPr>
+        <w:t>Sposta</w:t>
+      </w:r>
+      <w:r>
+        <w:t xml:space="preserve">: sposta in su (voce </w:t>
+      </w:r>
+      <w:r>
+        <w:rPr>
+          <w:i/>
+          <w:iCs/>
+        </w:rPr>
+        <w:t>Su</w:t>
+      </w:r>
+      <w:r>
+        <w:t xml:space="preserve">) o in già (voce </w:t>
+      </w:r>
+      <w:r>
+        <w:rPr>
+          <w:i/>
+          <w:iCs/>
+        </w:rPr>
+        <w:t>Giù</w:t>
+      </w:r>
+      <w:r>
+        <w:t>) la sezione corrente nella griglia delle sezioni.</w:t>
+      </w:r>
+    </w:p>
+    <w:p>
+      <w:pPr>
+        <w:pStyle w:val="Corpotesto"/>
+      </w:pPr>
+      <w:r>
+        <w:rPr>
+          <w:i/>
+          <w:iCs/>
+        </w:rPr>
+        <w:t>Dettagli</w:t>
+      </w:r>
+      <w:r>
+        <w:t>: apre la maschera dei dettagli relativi alla sezione corrente, contenente l’ID, il titolo e alcune eventuali note.</w:t>
+      </w:r>
+    </w:p>
+    <w:p>
+      <w:pPr>
+        <w:pStyle w:val="Corpotesto"/>
+      </w:pPr>
+      <w:r>
+        <w:rPr>
+          <w:i/>
+          <w:iCs/>
+        </w:rPr>
+        <w:t>Cambia quaderno</w:t>
+      </w:r>
+      <w:r>
+        <w:t xml:space="preserve">: consente di immettere l‘ID di un quaderno per spostare sotto di esso la sezione corrente; il bottone </w:t>
+      </w:r>
+      <w:r>
+        <w:rPr>
+          <w:i/>
+          <w:iCs/>
+        </w:rPr>
+        <w:t>Incolla</w:t>
+      </w:r>
+      <w:r>
+        <w:t xml:space="preserve"> o la scorciatoia </w:t>
+      </w:r>
+      <w:proofErr w:type="spellStart"/>
+      <w:r>
+        <w:rPr>
+          <w:i/>
+          <w:iCs/>
+        </w:rPr>
+        <w:t>Command</w:t>
+      </w:r>
+      <w:proofErr w:type="spellEnd"/>
+      <w:r>
+        <w:rPr>
+          <w:i/>
+          <w:iCs/>
+        </w:rPr>
+        <w:t xml:space="preserve"> +</w:t>
+      </w:r>
+      <w:r>
+        <w:rPr>
+          <w:i/>
+          <w:iCs/>
+        </w:rPr>
+        <w:t xml:space="preserve"> V</w:t>
+      </w:r>
+      <w:r>
+        <w:t xml:space="preserve"> consentono di incollare l’ID eventualmente copiato il ritaglio, e di mostrare il nome del relativo quaderno in un’etichetta.</w:t>
+      </w:r>
+    </w:p>
+    <w:p>
+      <w:pPr>
+        <w:pStyle w:val="Corpotesto"/>
+      </w:pPr>
+      <w:r>
+        <w:rPr>
+          <w:i/>
+          <w:iCs/>
+        </w:rPr>
+        <w:t>Copia ID</w:t>
+      </w:r>
+      <w:r>
+        <w:t>: copia in ritaglio l’ID della sezione corrente.</w:t>
+      </w:r>
+    </w:p>
+    <w:p>
+      <w:pPr>
+        <w:pStyle w:val="Titolo2"/>
+      </w:pPr>
+      <w:r>
+        <w:t>Menù Note</w:t>
+      </w:r>
+    </w:p>
+    <w:p>
+      <w:pPr>
+        <w:pStyle w:val="Corpotesto"/>
+      </w:pPr>
+      <w:r>
+        <w:rPr>
+          <w:i/>
+          <w:iCs/>
+        </w:rPr>
+        <w:t>Nuova</w:t>
+      </w:r>
+      <w:r>
+        <w:t>: crea una nuova nota.</w:t>
+      </w:r>
+    </w:p>
+    <w:p>
+      <w:pPr>
+        <w:pStyle w:val="Corpotesto"/>
+      </w:pPr>
+      <w:r>
+        <w:rPr>
+          <w:i/>
+          <w:iCs/>
+        </w:rPr>
+        <w:t>Elimina</w:t>
+      </w:r>
+      <w:r>
+        <w:t>: elimina la nota corrente, con tutti gli eventuali allegati, tag e collegamenti.</w:t>
+      </w:r>
+    </w:p>
+    <w:p>
+      <w:pPr>
+        <w:pStyle w:val="Corpotesto"/>
+      </w:pPr>
+      <w:r>
+        <w:rPr>
+          <w:i/>
+          <w:iCs/>
+        </w:rPr>
+        <w:t>Ordina per</w:t>
+      </w:r>
+      <w:r>
+        <w:t xml:space="preserve">: ordina le note come indicato dall’utente (voce </w:t>
+      </w:r>
+      <w:r>
+        <w:rPr>
+          <w:i/>
+          <w:iCs/>
+        </w:rPr>
+        <w:t>Personalizzato</w:t>
+      </w:r>
+      <w:r>
+        <w:t xml:space="preserve">), per titolo (voce </w:t>
+      </w:r>
+      <w:r>
+        <w:rPr>
+          <w:i/>
+          <w:iCs/>
+        </w:rPr>
+        <w:t>Titolo</w:t>
+      </w:r>
+      <w:r>
+        <w:t xml:space="preserve">) o per data di modifica (voce </w:t>
+      </w:r>
+      <w:r>
+        <w:rPr>
+          <w:i/>
+          <w:iCs/>
+        </w:rPr>
+        <w:t>Data di modifica</w:t>
+      </w:r>
+      <w:r>
+        <w:t xml:space="preserve">); l’utente può </w:t>
+      </w:r>
+      <w:r>
+        <w:t>specificare</w:t>
+      </w:r>
+      <w:r>
+        <w:t xml:space="preserve"> la posizione di una nota nell’omonima griglia con la voce di menù seguente.</w:t>
+      </w:r>
+    </w:p>
+    <w:p>
+      <w:pPr>
+        <w:pStyle w:val="Corpotesto"/>
+      </w:pPr>
+      <w:r>
+        <w:rPr>
+          <w:i/>
+          <w:iCs/>
+        </w:rPr>
+        <w:t>Sposta</w:t>
+      </w:r>
+      <w:r>
+        <w:t xml:space="preserve">: sposta in su (voce </w:t>
+      </w:r>
+      <w:r>
+        <w:rPr>
+          <w:i/>
+          <w:iCs/>
+        </w:rPr>
+        <w:t>Su</w:t>
+      </w:r>
+      <w:r>
+        <w:t xml:space="preserve">) o in già (voce </w:t>
+      </w:r>
+      <w:r>
+        <w:rPr>
+          <w:i/>
+          <w:iCs/>
+        </w:rPr>
+        <w:t>Giù</w:t>
+      </w:r>
+      <w:r>
+        <w:t>) la nota corrente nella griglia delle note.</w:t>
+      </w:r>
+    </w:p>
+    <w:p>
+      <w:pPr>
+        <w:pStyle w:val="Corpotesto"/>
+      </w:pPr>
+      <w:r>
+        <w:rPr>
+          <w:i/>
+          <w:iCs/>
+        </w:rPr>
+        <w:t>Allegati</w:t>
+      </w:r>
+      <w:r>
+        <w:t xml:space="preserve">: consente di allegare uno o più file di qualunque tipo alla nota corrente (voce </w:t>
+      </w:r>
+      <w:r>
+        <w:rPr>
+          <w:i/>
+          <w:iCs/>
+        </w:rPr>
+        <w:t>Nuovo</w:t>
+      </w:r>
+      <w:r>
+        <w:t xml:space="preserve">), di eliminarlo (voce </w:t>
+      </w:r>
+      <w:r>
+        <w:rPr>
+          <w:i/>
+          <w:iCs/>
+        </w:rPr>
+        <w:t>Elimina</w:t>
+      </w:r>
+      <w:r>
+        <w:t xml:space="preserve">), di aprirlo (voce </w:t>
+      </w:r>
+      <w:r>
+        <w:rPr>
+          <w:i/>
+          <w:iCs/>
+        </w:rPr>
+        <w:t>Apri</w:t>
+      </w:r>
+      <w:r>
+        <w:t>)</w:t>
+      </w:r>
+      <w:r>
+        <w:t xml:space="preserve">, </w:t>
+      </w:r>
+      <w:r>
+        <w:t xml:space="preserve">di salvarlo (voce </w:t>
+      </w:r>
+      <w:r>
+        <w:rPr>
+          <w:i/>
+          <w:iCs/>
+        </w:rPr>
+        <w:t>Salva come</w:t>
+      </w:r>
+      <w:r>
+        <w:t>)</w:t>
+      </w:r>
+      <w:r>
+        <w:t xml:space="preserve">, di salvarlo nella cartella Downloads (voce </w:t>
+      </w:r>
+      <w:r>
+        <w:rPr>
+          <w:i/>
+          <w:iCs/>
+        </w:rPr>
+        <w:t>Salva in Downloads</w:t>
+      </w:r>
+      <w:r>
+        <w:t xml:space="preserve">), di sostituire l’allegato corrente con quello avente lo stesso nome nella cartella </w:t>
+      </w:r>
+      <w:r>
+        <w:t>D</w:t>
+      </w:r>
+      <w:r>
+        <w:t xml:space="preserve">ownloads (voce </w:t>
+      </w:r>
+      <w:r>
+        <w:rPr>
+          <w:i/>
+          <w:iCs/>
+        </w:rPr>
+        <w:t>Carica da Downloads</w:t>
+      </w:r>
+      <w:r>
+        <w:t>)</w:t>
+      </w:r>
+      <w:r>
+        <w:t xml:space="preserve"> e di inserirne il nome nel testo della nota corrente (voce </w:t>
+      </w:r>
+      <w:r>
+        <w:rPr>
+          <w:i/>
+          <w:iCs/>
+        </w:rPr>
+        <w:t>Inserisci nome</w:t>
+      </w:r>
+      <w:r>
+        <w:t>)</w:t>
+      </w:r>
+      <w:r>
+        <w:t>; è possibile allegare dei file anche trascinandoli sulla maschera del software quando vi è una nota selezionata.</w:t>
+      </w:r>
+    </w:p>
+    <w:p>
+      <w:pPr>
+        <w:pStyle w:val="Corpotesto"/>
+      </w:pPr>
+      <w:r>
+        <w:rPr>
+          <w:i/>
+          <w:iCs/>
+        </w:rPr>
+        <w:lastRenderedPageBreak/>
+        <w:t>Tag</w:t>
+      </w:r>
+      <w:r>
+        <w:t xml:space="preserve">: consente di creare un nuovo tag relativo alla nota corrente (voce </w:t>
+      </w:r>
+      <w:r>
+        <w:rPr>
+          <w:i/>
+          <w:iCs/>
+        </w:rPr>
+        <w:t>Nuovo</w:t>
+      </w:r>
+      <w:r>
+        <w:t xml:space="preserve">), di cancellarlo (voce </w:t>
+      </w:r>
+      <w:r>
+        <w:rPr>
+          <w:i/>
+          <w:iCs/>
+        </w:rPr>
+        <w:t>Elimina</w:t>
+      </w:r>
+      <w:r>
+        <w:t>)</w:t>
+      </w:r>
+      <w:r>
+        <w:t xml:space="preserve">, </w:t>
+      </w:r>
+      <w:r>
+        <w:t xml:space="preserve">di rinominare un tag in tutte le note presenti nel database (voce </w:t>
+      </w:r>
+      <w:r>
+        <w:rPr>
+          <w:i/>
+          <w:iCs/>
+        </w:rPr>
+        <w:t>Rinomina tag</w:t>
+      </w:r>
+      <w:r>
+        <w:t>)</w:t>
+      </w:r>
+      <w:r>
+        <w:t xml:space="preserve"> e di cancellare gli eventuali tag vuoti creati per errore (voce </w:t>
+      </w:r>
+      <w:r>
+        <w:rPr>
+          <w:i/>
+          <w:iCs/>
+        </w:rPr>
+        <w:t>Elimina tag vuoti</w:t>
+      </w:r>
+      <w:r>
+        <w:t>)</w:t>
+      </w:r>
+      <w:r>
+        <w:t xml:space="preserve">; è possibile inserire un tag </w:t>
+      </w:r>
+      <w:r>
+        <w:t xml:space="preserve">nella nota corrente </w:t>
+      </w:r>
+      <w:r>
+        <w:t xml:space="preserve">anche selezionandolo nella lista dei tag all’interno della sezione </w:t>
+      </w:r>
+      <w:r>
+        <w:rPr>
+          <w:i/>
+          <w:iCs/>
+        </w:rPr>
+        <w:t>Ricerca</w:t>
+      </w:r>
+      <w:r>
+        <w:t xml:space="preserve"> e </w:t>
+      </w:r>
+      <w:r>
+        <w:t xml:space="preserve">usando la voce di menu popup </w:t>
+      </w:r>
+      <w:r>
+        <w:rPr>
+          <w:i/>
+          <w:iCs/>
+        </w:rPr>
+        <w:t>Inserisci tag nella nota corrente</w:t>
+      </w:r>
+      <w:r>
+        <w:rPr>
+          <w:i/>
+          <w:iCs/>
+        </w:rPr>
         <w:t>,</w:t>
       </w:r>
       <w:r>
-        <w:t xml:space="preserve"> questo viene selezionato nel testo della nota. Questa lista serve anche per cogliere a colpo d’occhio i contenuti principali di una nota.</w:t>
-      </w:r>
-    </w:p>
-    <w:p>
-      <w:pPr>
-        <w:pStyle w:val="Titolo1"/>
-      </w:pPr>
-      <w:r>
-        <w:t>Voci di menù</w:t>
-      </w:r>
-    </w:p>
-    <w:p>
-      <w:pPr>
-        <w:pStyle w:val="Corpotesto"/>
-      </w:pPr>
-      <w:r>
-        <w:t xml:space="preserve">Si riassumono qui le funzionalità legate alle voci di menù. Si noti che su alcune griglie sono disponibili </w:t>
-      </w:r>
-      <w:r>
-        <w:t>n</w:t>
-      </w:r>
-      <w:r>
-        <w:t xml:space="preserve">ei menù popup, visualizzabili con un click </w:t>
-      </w:r>
-      <w:r>
-        <w:t xml:space="preserve">con il </w:t>
-      </w:r>
-      <w:r>
-        <w:t>pulsante destro del mouse, che replicano alcune delle voci dei menù principali.</w:t>
-      </w:r>
-    </w:p>
-    <w:p>
-      <w:pPr>
-        <w:pStyle w:val="Titolo2"/>
-      </w:pPr>
-      <w:r>
-        <w:t>Menù File</w:t>
-      </w:r>
-    </w:p>
-    <w:p>
-      <w:pPr>
-        <w:pStyle w:val="Corpotesto"/>
-      </w:pPr>
-      <w:r>
-        <w:rPr>
-          <w:i/>
-          <w:iCs/>
-        </w:rPr>
-        <w:t>Salva</w:t>
-      </w:r>
-      <w:r>
-        <w:t>: salva tutti i dati nel database.</w:t>
-      </w:r>
-    </w:p>
-    <w:p>
-      <w:pPr>
-        <w:pStyle w:val="Corpotesto"/>
-      </w:pPr>
-      <w:r>
-        <w:rPr>
-          <w:i/>
-          <w:iCs/>
-        </w:rPr>
-        <w:t>Annulla modifiche</w:t>
-      </w:r>
-      <w:r>
-        <w:t>: annulla le modifiche apportate ai dati e recupera l’ultima versione salvata.</w:t>
-      </w:r>
-    </w:p>
-    <w:p>
-      <w:pPr>
-        <w:pStyle w:val="Corpotesto"/>
-      </w:pPr>
-      <w:r>
-        <w:rPr>
-          <w:i/>
-          <w:iCs/>
-        </w:rPr>
-        <w:t>Aggiorna</w:t>
-      </w:r>
-      <w:r>
-        <w:t>: aggiorna i dati del database, per visualizzare le modifiche effettuate da altri utenti in una rete locale.</w:t>
-      </w:r>
-    </w:p>
-    <w:p>
-      <w:pPr>
-        <w:pStyle w:val="Corpotesto"/>
-      </w:pPr>
-      <w:r>
-        <w:rPr>
-          <w:i/>
-          <w:iCs/>
-        </w:rPr>
-        <w:t xml:space="preserve">Esporta le note </w:t>
-      </w:r>
-      <w:r>
-        <w:rPr>
-          <w:i/>
-          <w:iCs/>
-        </w:rPr>
-        <w:t>della sezione</w:t>
-      </w:r>
-      <w:r>
-        <w:t>: consente di creare un file di testo contenente i dati delle note della sezione corrente, delle relative attività, tag ed allegati; questi</w:t>
-      </w:r>
-      <w:r>
-        <w:t xml:space="preserve"> ultimi</w:t>
-      </w:r>
-      <w:r>
-        <w:t>, se presenti, vengono salvati in una cartella con lo stesso nome del file.</w:t>
-      </w:r>
-    </w:p>
-    <w:p>
-      <w:pPr>
-        <w:pStyle w:val="Corpotesto"/>
-      </w:pPr>
-      <w:r>
-        <w:rPr>
-          <w:i/>
-          <w:iCs/>
-        </w:rPr>
-        <w:t>Importa le note nella sezione</w:t>
-      </w:r>
-      <w:r>
-        <w:t>: consente di importare nella sezione corrente un file creato con la funzionalità precedente, contenente delle note con le relative attività, tag ed allegati.</w:t>
-      </w:r>
-    </w:p>
-    <w:p>
-      <w:pPr>
-        <w:pStyle w:val="Corpotesto"/>
-      </w:pPr>
-      <w:r>
-        <w:rPr>
-          <w:i/>
-          <w:iCs/>
-        </w:rPr>
-        <w:t>Chiudi database</w:t>
-      </w:r>
-      <w:r>
-        <w:t>: chiude il database e ritorna al login.</w:t>
-      </w:r>
-    </w:p>
-    <w:p>
-      <w:pPr>
-        <w:pStyle w:val="Corpotesto"/>
-      </w:pPr>
-      <w:r>
-        <w:rPr>
-          <w:i/>
-          <w:iCs/>
-        </w:rPr>
-        <w:t>Esci</w:t>
-      </w:r>
-      <w:r>
-        <w:t xml:space="preserve">: esce da </w:t>
-      </w:r>
-      <w:r>
-        <w:t>pgNotex</w:t>
-      </w:r>
-      <w:r>
-        <w:t>.</w:t>
-      </w:r>
-    </w:p>
-    <w:p>
-      <w:pPr>
-        <w:pStyle w:val="Titolo2"/>
-      </w:pPr>
-      <w:r>
-        <w:t>Menù Modifica</w:t>
-      </w:r>
-    </w:p>
-    <w:p>
-      <w:pPr>
-        <w:pStyle w:val="Corpotesto"/>
-      </w:pPr>
-      <w:r>
-        <w:rPr>
-          <w:i/>
-          <w:iCs/>
-        </w:rPr>
-        <w:t>Taglia</w:t>
-      </w:r>
-      <w:r>
-        <w:t>: taglia il testo selezionato in ritaglio.</w:t>
-      </w:r>
-    </w:p>
-    <w:p>
-      <w:pPr>
-        <w:pStyle w:val="Corpotesto"/>
-      </w:pPr>
-      <w:r>
-        <w:rPr>
-          <w:i/>
-          <w:iCs/>
-        </w:rPr>
-        <w:t>Copia</w:t>
-      </w:r>
-      <w:r>
-        <w:t>: copia il testo selezionato in ritaglio.</w:t>
-      </w:r>
-    </w:p>
-    <w:p>
-      <w:pPr>
-        <w:pStyle w:val="Corpotesto"/>
-      </w:pPr>
-      <w:r>
-        <w:rPr>
-          <w:i/>
-          <w:iCs/>
-        </w:rPr>
-        <w:t>Incolla</w:t>
-      </w:r>
-      <w:r>
-        <w:t xml:space="preserve">: incolla il testo </w:t>
-      </w:r>
-      <w:r>
-        <w:t xml:space="preserve">contenuto nel </w:t>
-      </w:r>
-      <w:r>
-        <w:t>ritaglio.</w:t>
-      </w:r>
-    </w:p>
-    <w:p>
-      <w:pPr>
-        <w:pStyle w:val="Corpotesto"/>
-      </w:pPr>
-      <w:r>
-        <w:rPr>
-          <w:i/>
-          <w:iCs/>
-        </w:rPr>
-        <w:t>Seleziona tutto</w:t>
-      </w:r>
-      <w:r>
-        <w:t>: seleziona tutto il testo della nota corrente.</w:t>
-      </w:r>
-    </w:p>
-    <w:p>
-      <w:pPr>
-        <w:pStyle w:val="Corpotesto"/>
-      </w:pPr>
-      <w:r>
-        <w:rPr>
-          <w:i/>
-          <w:iCs/>
-        </w:rPr>
-        <w:t>Aggiorna il testo e i titoli</w:t>
-      </w:r>
-      <w:r>
-        <w:t xml:space="preserve">: </w:t>
-      </w:r>
-      <w:r>
-        <w:t xml:space="preserve">compila </w:t>
-      </w:r>
-      <w:r>
-        <w:t>la lista dei titoli</w:t>
-      </w:r>
-      <w:r>
-        <w:t xml:space="preserve"> e li formatta nel testo della nota</w:t>
-      </w:r>
-      <w:r>
-        <w:t xml:space="preserve"> corrente</w:t>
-      </w:r>
-      <w:r>
-        <w:t>.</w:t>
-      </w:r>
-    </w:p>
-    <w:p>
-      <w:pPr>
-        <w:pStyle w:val="Corpotesto"/>
-      </w:pPr>
-      <w:r>
-        <w:rPr>
-          <w:i/>
-          <w:iCs/>
-        </w:rPr>
-        <w:t>Riordina</w:t>
-      </w:r>
-      <w:r>
-        <w:rPr>
-          <w:i/>
-          <w:iCs/>
-        </w:rPr>
-        <w:t xml:space="preserve"> il testo</w:t>
-      </w:r>
-      <w:r>
-        <w:t xml:space="preserve">: </w:t>
-      </w:r>
-      <w:r>
-        <w:t xml:space="preserve">elimina </w:t>
-      </w:r>
-      <w:r>
-        <w:t xml:space="preserve">tutti gli </w:t>
-      </w:r>
-      <w:r>
-        <w:t xml:space="preserve">eventuali caratteri contenuti nel testo della nota corrente che impediscono una sua corretta formattazione, riordina la numerazione delle note a </w:t>
-      </w:r>
-      <w:r>
-        <w:t>piè</w:t>
-      </w:r>
-      <w:r>
-        <w:t xml:space="preserve"> pagina e delle liste numerate, compila la lista dei titoli e li formatta.</w:t>
-      </w:r>
-    </w:p>
-    <w:p>
-      <w:pPr>
-        <w:pStyle w:val="Corpotesto"/>
-      </w:pPr>
-      <w:r>
-        <w:rPr>
-          <w:i/>
-          <w:iCs/>
-        </w:rPr>
-        <w:t>Codifica i</w:t>
-      </w:r>
-      <w:r>
-        <w:rPr>
-          <w:i/>
-          <w:iCs/>
-        </w:rPr>
-        <w:t>l</w:t>
-      </w:r>
-      <w:r>
-        <w:rPr>
-          <w:i/>
-          <w:iCs/>
-        </w:rPr>
-        <w:t xml:space="preserve"> link</w:t>
-      </w:r>
-      <w:r>
-        <w:rPr>
-          <w:i/>
-          <w:iCs/>
-        </w:rPr>
-        <w:t xml:space="preserve"> selezionato</w:t>
-      </w:r>
-      <w:r>
-        <w:t>: se è selezionato</w:t>
-      </w:r>
-      <w:r>
-        <w:t xml:space="preserve"> un link</w:t>
-      </w:r>
-      <w:r>
-        <w:t>, codifica i caratteri “(” con %28, i caratteri “)” con %29</w:t>
-      </w:r>
-      <w:r>
-        <w:t xml:space="preserve"> e </w:t>
-      </w:r>
-      <w:r>
-        <w:t xml:space="preserve">gli spazi </w:t>
-      </w:r>
-      <w:r>
-        <w:t>con il carattere %20,</w:t>
-      </w:r>
-      <w:r>
-        <w:t xml:space="preserve"> così che le parentesi non siano confuse con i marcatori </w:t>
-      </w:r>
-      <w:r>
-        <w:t>Markdown</w:t>
-      </w:r>
-      <w:r>
-        <w:t xml:space="preserve"> e gli spazi con la fine del link</w:t>
-      </w:r>
-      <w:r>
-        <w:t>.</w:t>
-      </w:r>
-    </w:p>
-    <w:p>
-      <w:pPr>
-        <w:pStyle w:val="Corpotesto"/>
-      </w:pPr>
-      <w:r>
-        <w:rPr>
-          <w:i/>
-          <w:iCs/>
-        </w:rPr>
-        <w:t>Anteprima immagine</w:t>
-      </w:r>
-      <w:r>
-        <w:t>: quando il cursore si trova all’interno di un link ad un’immagine il cui file è allegato, mostra l’anteprima dell’immagine in un finestra popup</w:t>
-      </w:r>
-      <w:r>
-        <w:t xml:space="preserve">; questa viene chiusa automaticamente dopo </w:t>
-      </w:r>
-      <w:proofErr w:type="gramStart"/>
-      <w:r>
-        <w:t>2</w:t>
-      </w:r>
-      <w:proofErr w:type="gramEnd"/>
-      <w:r>
-        <w:t xml:space="preserve"> secondi, oppure premendo </w:t>
-      </w:r>
-      <w:r>
-        <w:rPr>
-          <w:i/>
-          <w:iCs/>
-        </w:rPr>
-        <w:t>Esc</w:t>
-      </w:r>
-      <w:r>
-        <w:t>.</w:t>
-      </w:r>
-    </w:p>
-    <w:p>
-      <w:pPr>
-        <w:pStyle w:val="Corpotesto"/>
-        <w:rPr>
-          <w:i/>
-          <w:iCs/>
-        </w:rPr>
-      </w:pPr>
-      <w:r>
-        <w:rPr>
-          <w:i/>
-          <w:iCs/>
-        </w:rPr>
-        <w:t xml:space="preserve">Apri con </w:t>
-      </w:r>
-      <w:proofErr w:type="spellStart"/>
-      <w:r>
-        <w:rPr>
-          <w:i/>
-          <w:iCs/>
-        </w:rPr>
-        <w:t>Pandoc</w:t>
-      </w:r>
-      <w:proofErr w:type="spellEnd"/>
-      <w:r>
-        <w:rPr>
-          <w:i/>
-          <w:iCs/>
-        </w:rPr>
-        <w:t>:</w:t>
-      </w:r>
-      <w:r>
-        <w:t xml:space="preserve"> salva nella cartella </w:t>
-      </w:r>
-      <w:r>
-        <w:rPr>
-          <w:i/>
-          <w:iCs/>
-        </w:rPr>
-        <w:t>Scaricati</w:t>
+        <w:t xml:space="preserve"> o</w:t>
+      </w:r>
+      <w:r>
+        <w:t>ppure</w:t>
+      </w:r>
+      <w:r>
+        <w:t xml:space="preserve">, se la lista dei tag </w:t>
+      </w:r>
+      <w:r>
+        <w:t>è</w:t>
+      </w:r>
+      <w:r>
+        <w:t xml:space="preserve"> selezionata, anche usando</w:t>
       </w:r>
       <w:r>
         <w:t xml:space="preserve"> </w:t>
       </w:r>
       <w:r>
-        <w:t xml:space="preserve">un file contenente </w:t>
-      </w:r>
-      <w:r>
-        <w:t xml:space="preserve">il testo della nota corrente </w:t>
-      </w:r>
-      <w:r>
-        <w:t xml:space="preserve">convertito in un altro formato con </w:t>
-      </w:r>
-      <w:proofErr w:type="spellStart"/>
-      <w:r>
-        <w:t>Pandoc</w:t>
-      </w:r>
-      <w:proofErr w:type="spellEnd"/>
-      <w:r>
-        <w:t>. Il formato può essere definito nelle opzioni del software</w:t>
-      </w:r>
-      <w:r>
-        <w:t xml:space="preserve"> (vedi sotto)</w:t>
-      </w:r>
-      <w:r>
-        <w:t>.</w:t>
-      </w:r>
-    </w:p>
-    <w:p>
-      <w:pPr>
-        <w:pStyle w:val="Corpotesto"/>
-      </w:pPr>
-      <w:r>
-        <w:rPr>
-          <w:i/>
-          <w:iCs/>
-        </w:rPr>
-        <w:t>Mostra i segnalibri</w:t>
-      </w:r>
-      <w:r>
-        <w:t>: mostra la maschera per la gestione dei segnalibri (vedi sopra).</w:t>
-      </w:r>
-    </w:p>
-    <w:p>
-      <w:pPr>
-        <w:pStyle w:val="Titolo2"/>
-      </w:pPr>
-      <w:r>
-        <w:lastRenderedPageBreak/>
-        <w:t>Menù Quaderni</w:t>
-      </w:r>
-    </w:p>
-    <w:p>
-      <w:pPr>
-        <w:pStyle w:val="Corpotesto"/>
-      </w:pPr>
+        <w:t xml:space="preserve">la </w:t>
+      </w:r>
+      <w:r>
+        <w:t xml:space="preserve">voce di menù in esame </w:t>
+      </w:r>
+      <w:r>
+        <w:t xml:space="preserve">o la sua scorciatoia </w:t>
+      </w:r>
+      <w:r>
+        <w:t>(</w:t>
+      </w:r>
+      <w:proofErr w:type="spellStart"/>
+      <w:r>
+        <w:rPr>
+          <w:i/>
+          <w:iCs/>
+        </w:rPr>
+        <w:t>Command</w:t>
+      </w:r>
+      <w:proofErr w:type="spellEnd"/>
+      <w:r>
+        <w:rPr>
+          <w:i/>
+          <w:iCs/>
+        </w:rPr>
+        <w:t xml:space="preserve"> +</w:t>
+      </w:r>
+      <w:r>
+        <w:rPr>
+          <w:i/>
+          <w:iCs/>
+        </w:rPr>
+        <w:t xml:space="preserve"> T</w:t>
+      </w:r>
+      <w:r>
+        <w:t>).</w:t>
+      </w:r>
+    </w:p>
+    <w:p>
+      <w:pPr>
+        <w:pStyle w:val="Corpotesto"/>
+      </w:pPr>
+      <w:r>
+        <w:rPr>
+          <w:i/>
+          <w:iCs/>
+        </w:rPr>
+        <w:t>Collegamenti</w:t>
+      </w:r>
+      <w:r>
+        <w:t xml:space="preserve">: consente di inserire l‘ID di una nota esistente per collegarla a quella attuale, creando contemporaneamente nella prima un collegamento a quest’ultima (voce </w:t>
+      </w:r>
       <w:r>
         <w:rPr>
           <w:i/>
@@ -3367,13 +4325,8 @@
         <w:t>Nuovo</w:t>
       </w:r>
       <w:r>
-        <w:t>: crea un nuovo quaderno e apre la maschera dei dettagli per indicarne il titolo e alcune eventuali note di commento.</w:t>
-      </w:r>
-    </w:p>
-    <w:p>
-      <w:pPr>
-        <w:pStyle w:val="Corpotesto"/>
-      </w:pPr>
+        <w:t xml:space="preserve">), di eliminare il collegamento corrente e quello corrispondente nella nota collegata (voce </w:t>
+      </w:r>
       <w:r>
         <w:rPr>
           <w:i/>
@@ -3382,733 +4335,7 @@
         <w:t>Elimina</w:t>
       </w:r>
       <w:r>
-        <w:t>: elimina il quaderno corrente, con tutte le sezioni e le note ad esso relative.</w:t>
-      </w:r>
-    </w:p>
-    <w:p>
-      <w:pPr>
-        <w:pStyle w:val="Corpotesto"/>
-      </w:pPr>
-      <w:r>
-        <w:rPr>
-          <w:i/>
-          <w:iCs/>
-        </w:rPr>
-        <w:t>Ordina per</w:t>
-      </w:r>
-      <w:r>
-        <w:t xml:space="preserve">: ordina i quaderni come indicato dall’utente (voce </w:t>
-      </w:r>
-      <w:r>
-        <w:rPr>
-          <w:i/>
-          <w:iCs/>
-        </w:rPr>
-        <w:t>Personalizzato</w:t>
-      </w:r>
-      <w:r>
-        <w:t xml:space="preserve">) o per titolo (voce </w:t>
-      </w:r>
-      <w:r>
-        <w:rPr>
-          <w:i/>
-          <w:iCs/>
-        </w:rPr>
-        <w:t>Titolo</w:t>
-      </w:r>
-      <w:r>
-        <w:t xml:space="preserve">); l’utente può </w:t>
-      </w:r>
-      <w:r>
-        <w:t>specificare</w:t>
-      </w:r>
-      <w:r>
-        <w:t xml:space="preserve"> la posizione di un quaderno nell’omonima griglia con la voce di menù seguente.</w:t>
-      </w:r>
-    </w:p>
-    <w:p>
-      <w:pPr>
-        <w:pStyle w:val="Corpotesto"/>
-      </w:pPr>
-      <w:r>
-        <w:rPr>
-          <w:i/>
-          <w:iCs/>
-        </w:rPr>
-        <w:t>Sposta</w:t>
-      </w:r>
-      <w:r>
-        <w:t xml:space="preserve">: sposta in su (voce </w:t>
-      </w:r>
-      <w:r>
-        <w:rPr>
-          <w:i/>
-          <w:iCs/>
-        </w:rPr>
-        <w:t>Su</w:t>
-      </w:r>
-      <w:r>
-        <w:t xml:space="preserve">) o in già (voce </w:t>
-      </w:r>
-      <w:r>
-        <w:rPr>
-          <w:i/>
-          <w:iCs/>
-        </w:rPr>
-        <w:t>Giù</w:t>
-      </w:r>
-      <w:r>
-        <w:t>) il quaderno corrente nella griglia dei quaderni.</w:t>
-      </w:r>
-    </w:p>
-    <w:p>
-      <w:pPr>
-        <w:pStyle w:val="Corpotesto"/>
-      </w:pPr>
-      <w:r>
-        <w:rPr>
-          <w:i/>
-          <w:iCs/>
-        </w:rPr>
-        <w:t>Dettagli</w:t>
-      </w:r>
-      <w:r>
-        <w:t>: apre la maschera dei dettagli relativi al quaderno corrente, contenente l’ID, il titolo e alcune eventuali note.</w:t>
-      </w:r>
-    </w:p>
-    <w:p>
-      <w:pPr>
-        <w:pStyle w:val="Corpotesto"/>
-      </w:pPr>
-      <w:r>
-        <w:rPr>
-          <w:i/>
-          <w:iCs/>
-        </w:rPr>
-        <w:t>Copia ID</w:t>
-      </w:r>
-      <w:r>
-        <w:t>: copia in ritaglio l'ID del quaderno corrente.</w:t>
-      </w:r>
-    </w:p>
-    <w:p>
-      <w:pPr>
-        <w:pStyle w:val="Titolo2"/>
-      </w:pPr>
-      <w:r>
-        <w:t>Menù Sezioni</w:t>
-      </w:r>
-    </w:p>
-    <w:p>
-      <w:pPr>
-        <w:pStyle w:val="Corpotesto"/>
-      </w:pPr>
-      <w:r>
-        <w:rPr>
-          <w:i/>
-          <w:iCs/>
-        </w:rPr>
-        <w:t>Nuova</w:t>
-      </w:r>
-      <w:r>
-        <w:t>: crea una nuova sezione e apre la maschera dei dettagli per indicarne il tutolo e alcune eventuali note di commento.</w:t>
-      </w:r>
-    </w:p>
-    <w:p>
-      <w:pPr>
-        <w:pStyle w:val="Corpotesto"/>
-      </w:pPr>
-      <w:r>
-        <w:rPr>
-          <w:i/>
-          <w:iCs/>
-        </w:rPr>
-        <w:t>Elimina</w:t>
-      </w:r>
-      <w:r>
-        <w:t>: elimina la sezione corrente, con tutte le note ad essa relative.</w:t>
-      </w:r>
-    </w:p>
-    <w:p>
-      <w:pPr>
-        <w:pStyle w:val="Corpotesto"/>
-      </w:pPr>
-      <w:r>
-        <w:rPr>
-          <w:i/>
-          <w:iCs/>
-        </w:rPr>
-        <w:t>Ordina per</w:t>
-      </w:r>
-      <w:r>
-        <w:t xml:space="preserve">: ordina le sezioni come indicato dall’utente (voce </w:t>
-      </w:r>
-      <w:r>
-        <w:rPr>
-          <w:i/>
-          <w:iCs/>
-        </w:rPr>
-        <w:t>Personalizzato</w:t>
-      </w:r>
-      <w:r>
-        <w:t xml:space="preserve">) o per titolo (voce </w:t>
-      </w:r>
-      <w:r>
-        <w:rPr>
-          <w:i/>
-          <w:iCs/>
-        </w:rPr>
-        <w:t>Titolo</w:t>
-      </w:r>
-      <w:r>
-        <w:t xml:space="preserve">); l’utente può </w:t>
-      </w:r>
-      <w:r>
-        <w:t>specificare</w:t>
-      </w:r>
-      <w:r>
-        <w:t xml:space="preserve"> la posizione di una sezione nell’omonima griglia con la voce di menù seguente.</w:t>
-      </w:r>
-    </w:p>
-    <w:p>
-      <w:pPr>
-        <w:pStyle w:val="Corpotesto"/>
-      </w:pPr>
-      <w:r>
-        <w:rPr>
-          <w:i/>
-          <w:iCs/>
-        </w:rPr>
-        <w:t>Sposta</w:t>
-      </w:r>
-      <w:r>
-        <w:t xml:space="preserve">: sposta in su (voce </w:t>
-      </w:r>
-      <w:r>
-        <w:rPr>
-          <w:i/>
-          <w:iCs/>
-        </w:rPr>
-        <w:t>Su</w:t>
-      </w:r>
-      <w:r>
-        <w:t xml:space="preserve">) o in già (voce </w:t>
-      </w:r>
-      <w:r>
-        <w:rPr>
-          <w:i/>
-          <w:iCs/>
-        </w:rPr>
-        <w:t>Giù</w:t>
-      </w:r>
-      <w:r>
-        <w:t>) la sezione corrente nella griglia delle sezioni.</w:t>
-      </w:r>
-    </w:p>
-    <w:p>
-      <w:pPr>
-        <w:pStyle w:val="Corpotesto"/>
-      </w:pPr>
-      <w:r>
-        <w:rPr>
-          <w:i/>
-          <w:iCs/>
-        </w:rPr>
-        <w:t>Dettagli</w:t>
-      </w:r>
-      <w:r>
-        <w:t>: apre la maschera dei dettagli relativi alla sezione corrente, contenente l’ID, il titolo e alcune eventuali note.</w:t>
-      </w:r>
-    </w:p>
-    <w:p>
-      <w:pPr>
-        <w:pStyle w:val="Corpotesto"/>
-      </w:pPr>
-      <w:r>
-        <w:rPr>
-          <w:i/>
-          <w:iCs/>
-        </w:rPr>
-        <w:t>Cambia quaderno</w:t>
-      </w:r>
-      <w:r>
-        <w:t xml:space="preserve">: consente di immettere l‘ID di un quaderno per spostare sotto di esso la sezione corrente; il bottone </w:t>
-      </w:r>
-      <w:r>
-        <w:rPr>
-          <w:i/>
-          <w:iCs/>
-        </w:rPr>
-        <w:t>Incolla</w:t>
-      </w:r>
-      <w:r>
-        <w:t xml:space="preserve"> o la scorciatoia </w:t>
-      </w:r>
-      <w:proofErr w:type="spellStart"/>
-      <w:r>
-        <w:rPr>
-          <w:i/>
-          <w:iCs/>
-        </w:rPr>
-        <w:t>Command</w:t>
-      </w:r>
-      <w:proofErr w:type="spellEnd"/>
-      <w:r>
-        <w:rPr>
-          <w:i/>
-          <w:iCs/>
-        </w:rPr>
-        <w:t xml:space="preserve"> +</w:t>
-      </w:r>
-      <w:r>
-        <w:rPr>
-          <w:i/>
-          <w:iCs/>
-        </w:rPr>
-        <w:t xml:space="preserve"> V</w:t>
-      </w:r>
-      <w:r>
-        <w:t xml:space="preserve"> consentono di incollare l’ID eventualmente copiato il ritaglio, e di mostrare il nome del relativo quaderno in un’etichetta.</w:t>
-      </w:r>
-    </w:p>
-    <w:p>
-      <w:pPr>
-        <w:pStyle w:val="Corpotesto"/>
-      </w:pPr>
-      <w:r>
-        <w:rPr>
-          <w:i/>
-          <w:iCs/>
-        </w:rPr>
-        <w:t>Copia ID</w:t>
-      </w:r>
-      <w:r>
-        <w:t>: copia in ritaglio l’ID della sezione corrente.</w:t>
-      </w:r>
-    </w:p>
-    <w:p>
-      <w:pPr>
-        <w:pStyle w:val="Titolo2"/>
-      </w:pPr>
-      <w:r>
-        <w:t>Menù Note</w:t>
-      </w:r>
-    </w:p>
-    <w:p>
-      <w:pPr>
-        <w:pStyle w:val="Corpotesto"/>
-      </w:pPr>
-      <w:r>
-        <w:rPr>
-          <w:i/>
-          <w:iCs/>
-        </w:rPr>
-        <w:t>Nuova</w:t>
-      </w:r>
-      <w:r>
-        <w:t>: crea una nuova nota.</w:t>
-      </w:r>
-    </w:p>
-    <w:p>
-      <w:pPr>
-        <w:pStyle w:val="Corpotesto"/>
-      </w:pPr>
-      <w:r>
-        <w:rPr>
-          <w:i/>
-          <w:iCs/>
-        </w:rPr>
-        <w:t>Elimina</w:t>
-      </w:r>
-      <w:r>
-        <w:t>: elimina la nota corrente, con tutti gli eventuali allegati, tag e collegamenti.</w:t>
-      </w:r>
-    </w:p>
-    <w:p>
-      <w:pPr>
-        <w:pStyle w:val="Corpotesto"/>
-      </w:pPr>
-      <w:r>
-        <w:rPr>
-          <w:i/>
-          <w:iCs/>
-        </w:rPr>
-        <w:t>Ordina per</w:t>
-      </w:r>
-      <w:r>
-        <w:t xml:space="preserve">: ordina le note come indicato dall’utente (voce </w:t>
-      </w:r>
-      <w:r>
-        <w:rPr>
-          <w:i/>
-          <w:iCs/>
-        </w:rPr>
-        <w:t>Personalizzato</w:t>
-      </w:r>
-      <w:r>
-        <w:t xml:space="preserve">), per titolo (voce </w:t>
-      </w:r>
-      <w:r>
-        <w:rPr>
-          <w:i/>
-          <w:iCs/>
-        </w:rPr>
-        <w:t>Titolo</w:t>
-      </w:r>
-      <w:r>
-        <w:t xml:space="preserve">) o per data di modifica (voce </w:t>
-      </w:r>
-      <w:r>
-        <w:rPr>
-          <w:i/>
-          <w:iCs/>
-        </w:rPr>
-        <w:t>Data di modifica</w:t>
-      </w:r>
-      <w:r>
-        <w:t xml:space="preserve">); l’utente può </w:t>
-      </w:r>
-      <w:r>
-        <w:t>specificare</w:t>
-      </w:r>
-      <w:r>
-        <w:t xml:space="preserve"> la posizione di una nota nell’omonima griglia con la voce di menù seguente.</w:t>
-      </w:r>
-    </w:p>
-    <w:p>
-      <w:pPr>
-        <w:pStyle w:val="Corpotesto"/>
-      </w:pPr>
-      <w:r>
-        <w:rPr>
-          <w:i/>
-          <w:iCs/>
-        </w:rPr>
-        <w:t>Sposta</w:t>
-      </w:r>
-      <w:r>
-        <w:t xml:space="preserve">: sposta in su (voce </w:t>
-      </w:r>
-      <w:r>
-        <w:rPr>
-          <w:i/>
-          <w:iCs/>
-        </w:rPr>
-        <w:t>Su</w:t>
-      </w:r>
-      <w:r>
-        <w:t xml:space="preserve">) o in già (voce </w:t>
-      </w:r>
-      <w:r>
-        <w:rPr>
-          <w:i/>
-          <w:iCs/>
-        </w:rPr>
-        <w:t>Giù</w:t>
-      </w:r>
-      <w:r>
-        <w:t>) la nota corrente nella griglia delle note.</w:t>
-      </w:r>
-    </w:p>
-    <w:p>
-      <w:pPr>
-        <w:pStyle w:val="Corpotesto"/>
-      </w:pPr>
-      <w:r>
-        <w:rPr>
-          <w:i/>
-          <w:iCs/>
-        </w:rPr>
-        <w:t>Allegati</w:t>
-      </w:r>
-      <w:r>
-        <w:t xml:space="preserve">: consente di allegare uno o più file di qualunque tipo alla nota corrente (voce </w:t>
-      </w:r>
-      <w:r>
-        <w:rPr>
-          <w:i/>
-          <w:iCs/>
-        </w:rPr>
-        <w:t>Nuovo</w:t>
-      </w:r>
-      <w:r>
-        <w:t xml:space="preserve">), di eliminarlo (voce </w:t>
-      </w:r>
-      <w:r>
-        <w:rPr>
-          <w:i/>
-          <w:iCs/>
-        </w:rPr>
-        <w:t>Elimina</w:t>
-      </w:r>
-      <w:r>
-        <w:t xml:space="preserve">), di aprirlo (voce </w:t>
-      </w:r>
-      <w:r>
-        <w:rPr>
-          <w:i/>
-          <w:iCs/>
-        </w:rPr>
-        <w:t>Apri</w:t>
-      </w:r>
-      <w:r>
-        <w:t>)</w:t>
-      </w:r>
-      <w:r>
-        <w:t xml:space="preserve">, </w:t>
-      </w:r>
-      <w:r>
-        <w:t xml:space="preserve">di salvarlo (voce </w:t>
-      </w:r>
-      <w:r>
-        <w:rPr>
-          <w:i/>
-          <w:iCs/>
-        </w:rPr>
-        <w:t>Salva come</w:t>
-      </w:r>
-      <w:r>
-        <w:t>)</w:t>
-      </w:r>
-      <w:r>
-        <w:t xml:space="preserve">, di salvarlo nella cartella Downloads (voce </w:t>
-      </w:r>
-      <w:r>
-        <w:rPr>
-          <w:i/>
-          <w:iCs/>
-        </w:rPr>
-        <w:t>Salva in Downloads</w:t>
-      </w:r>
-      <w:r>
-        <w:t xml:space="preserve">), di sostituire l’allegato corrente con quello avente lo stesso nome nella cartella </w:t>
-      </w:r>
-      <w:r>
-        <w:t>D</w:t>
-      </w:r>
-      <w:r>
-        <w:t xml:space="preserve">ownloads (voce </w:t>
-      </w:r>
-      <w:r>
-        <w:rPr>
-          <w:i/>
-          <w:iCs/>
-        </w:rPr>
-        <w:t>Carica da Downloads</w:t>
-      </w:r>
-      <w:r>
-        <w:t>)</w:t>
-      </w:r>
-      <w:r>
-        <w:t xml:space="preserve"> e di inserirne il nome nel testo della nota corrente (voce </w:t>
-      </w:r>
-      <w:r>
-        <w:rPr>
-          <w:i/>
-          <w:iCs/>
-        </w:rPr>
-        <w:t>Inserisci nome</w:t>
-      </w:r>
-      <w:r>
-        <w:t>)</w:t>
-      </w:r>
-      <w:r>
-        <w:t>; è possibile allegare dei file anche trascinandoli sulla maschera del software quando vi è una nota selezionata.</w:t>
-      </w:r>
-    </w:p>
-    <w:p>
-      <w:pPr>
-        <w:pStyle w:val="Corpotesto"/>
-      </w:pPr>
-      <w:r>
-        <w:rPr>
-          <w:i/>
-          <w:iCs/>
-        </w:rPr>
-        <w:t>Tag</w:t>
-      </w:r>
-      <w:r>
-        <w:t xml:space="preserve">: consente di creare un nuovo tag relativo alla nota corrente (voce </w:t>
-      </w:r>
-      <w:r>
-        <w:rPr>
-          <w:i/>
-          <w:iCs/>
-        </w:rPr>
-        <w:t>Nuovo</w:t>
-      </w:r>
-      <w:r>
-        <w:t xml:space="preserve">), di cancellarlo (voce </w:t>
-      </w:r>
-      <w:r>
-        <w:rPr>
-          <w:i/>
-          <w:iCs/>
-        </w:rPr>
-        <w:t>Elimina</w:t>
-      </w:r>
-      <w:r>
-        <w:t>)</w:t>
-      </w:r>
-      <w:r>
-        <w:t xml:space="preserve">, </w:t>
-      </w:r>
-      <w:r>
-        <w:t xml:space="preserve">di rinominare un tag in tutte le note presenti nel database (voce </w:t>
-      </w:r>
-      <w:r>
-        <w:rPr>
-          <w:i/>
-          <w:iCs/>
-        </w:rPr>
-        <w:t>Rinomina tag</w:t>
-      </w:r>
-      <w:r>
-        <w:t>)</w:t>
-      </w:r>
-      <w:r>
-        <w:t xml:space="preserve"> e di cancellare gli eventuali tag vuoti creati per errore (voce </w:t>
-      </w:r>
-      <w:r>
-        <w:rPr>
-          <w:i/>
-          <w:iCs/>
-        </w:rPr>
-        <w:t>Elimina tag vuoti</w:t>
-      </w:r>
-      <w:r>
-        <w:t>)</w:t>
-      </w:r>
-      <w:r>
-        <w:t xml:space="preserve">; è possibile inserire un tag </w:t>
-      </w:r>
-      <w:r>
-        <w:t xml:space="preserve">nella nota corrente </w:t>
-      </w:r>
-      <w:r>
-        <w:t xml:space="preserve">anche selezionandolo nella lista dei tag all’interno della sezione </w:t>
-      </w:r>
-      <w:r>
-        <w:rPr>
-          <w:i/>
-          <w:iCs/>
-        </w:rPr>
-        <w:t>Ricerca</w:t>
-      </w:r>
-      <w:r>
-        <w:t xml:space="preserve"> e </w:t>
-      </w:r>
-      <w:r>
-        <w:t xml:space="preserve">usando la voce di menu popup </w:t>
-      </w:r>
-      <w:r>
-        <w:rPr>
-          <w:i/>
-          <w:iCs/>
-        </w:rPr>
-        <w:t>Inserisci tag nella nota corrente</w:t>
-      </w:r>
-      <w:r>
-        <w:rPr>
-          <w:i/>
-          <w:iCs/>
-        </w:rPr>
-        <w:t>,</w:t>
-      </w:r>
-      <w:r>
-        <w:t xml:space="preserve"> o</w:t>
-      </w:r>
-      <w:r>
-        <w:t>ppure</w:t>
-      </w:r>
-      <w:r>
-        <w:t xml:space="preserve">, se la lista dei tag </w:t>
-      </w:r>
-      <w:r>
-        <w:t>è</w:t>
-      </w:r>
-      <w:r>
-        <w:t xml:space="preserve"> selezionata, anche usando</w:t>
-      </w:r>
-      <w:r>
-        <w:t xml:space="preserve"> </w:t>
-      </w:r>
-      <w:r>
-        <w:t xml:space="preserve">la </w:t>
-      </w:r>
-      <w:r>
-        <w:t xml:space="preserve">voce di menù in esame </w:t>
-      </w:r>
-      <w:r>
-        <w:t xml:space="preserve">o la sua scorciatoia </w:t>
-      </w:r>
-      <w:r>
-        <w:t>(</w:t>
-      </w:r>
-      <w:proofErr w:type="spellStart"/>
-      <w:r>
-        <w:rPr>
-          <w:i/>
-          <w:iCs/>
-        </w:rPr>
-        <w:t>Command</w:t>
-      </w:r>
-      <w:proofErr w:type="spellEnd"/>
-      <w:r>
-        <w:rPr>
-          <w:i/>
-          <w:iCs/>
-        </w:rPr>
-        <w:t xml:space="preserve"> +</w:t>
-      </w:r>
-      <w:r>
-        <w:rPr>
-          <w:i/>
-          <w:iCs/>
-        </w:rPr>
-        <w:t xml:space="preserve"> T</w:t>
-      </w:r>
-      <w:r>
-        <w:t>).</w:t>
-      </w:r>
-    </w:p>
-    <w:p>
-      <w:pPr>
-        <w:pStyle w:val="Corpotesto"/>
-      </w:pPr>
-      <w:r>
-        <w:rPr>
-          <w:i/>
-          <w:iCs/>
-        </w:rPr>
-        <w:t>Collegamenti</w:t>
-      </w:r>
-      <w:r>
-        <w:t xml:space="preserve">: consente di inserire l‘ID di una nota esistente per collegarla a quella attuale, creando contemporaneamente nella prima un collegamento a quest’ultima (voce </w:t>
-      </w:r>
-      <w:r>
-        <w:rPr>
-          <w:i/>
-          <w:iCs/>
-        </w:rPr>
-        <w:t>Nuovo</w:t>
-      </w:r>
-      <w:r>
-        <w:t xml:space="preserve">), di eliminare il collegamento corrente e quello corrispondente nella nota collegata (voce </w:t>
-      </w:r>
-      <w:r>
-        <w:rPr>
-          <w:i/>
-          <w:iCs/>
-        </w:rPr>
-        <w:t>Elimina</w:t>
-      </w:r>
-      <w:r>
-        <w:t xml:space="preserve">) e di spostarsi alla </w:t>
-      </w:r>
-      <w:r>
-        <w:lastRenderedPageBreak/>
-        <w:t xml:space="preserve">nota collegata (voce </w:t>
+        <w:t xml:space="preserve">) e di spostarsi alla nota collegata (voce </w:t>
       </w:r>
       <w:r>
         <w:rPr>
@@ -4783,6 +5010,7 @@
         </w:numPr>
       </w:pPr>
       <w:r>
+        <w:lastRenderedPageBreak/>
         <w:t xml:space="preserve">specificare la dimensione del font del testo delle note (casella </w:t>
       </w:r>
       <w:r>
@@ -4976,7 +5204,6 @@
         </w:numPr>
       </w:pPr>
       <w:r>
-        <w:lastRenderedPageBreak/>
         <w:t xml:space="preserve">specificare il percorso della libreria client di </w:t>
       </w:r>
       <w:proofErr w:type="spellStart"/>
@@ -5544,6 +5771,7 @@
           <w:sz w:val="22"/>
           <w:szCs w:val="22"/>
         </w:rPr>
+        <w:lastRenderedPageBreak/>
         <w:t xml:space="preserve">notebooks.id </w:t>
       </w:r>
       <w:proofErr w:type="spellStart"/>
